--- a/lessons/6-2/downloads/reveal/teacher/6.2-homework-packet.docx
+++ b/lessons/6-2/downloads/reveal/teacher/6.2-homework-packet.docx
@@ -15,10 +15,28 @@
         <w:rPr>
           <w:rFonts w:ascii="Avenir Next" w:hAnsi="Avenir Next" w:cs="Avenir Next" w:eastAsia="Avenir Next"/>
           <w:color w:val="1A1A1A"/>
+          <w:sz w:val="22"/>
+          <w:szCs w:val="20"/>
+        </w:rPr>
+        <w:t xml:space="preserve">Name</w:t>
+      </w:r>
+      <w:r>
+        <w:rPr>
+          <w:rFonts w:ascii="Avenir Next" w:hAnsi="Avenir Next" w:cs="Avenir Next" w:eastAsia="Avenir Next"/>
+          <w:color w:val="1A1A1A"/>
           <w:sz w:val="20"/>
           <w:szCs w:val="20"/>
         </w:rPr>
-        <w:t xml:space="preserve">Name</w:t>
+        <w:tab/>
+      </w:r>
+      <w:r>
+        <w:rPr>
+          <w:rFonts w:ascii="Avenir Next" w:hAnsi="Avenir Next" w:cs="Avenir Next" w:eastAsia="Avenir Next"/>
+          <w:color w:val="1A1A1A"/>
+          <w:sz w:val="22"/>
+          <w:szCs w:val="20"/>
+        </w:rPr>
+        <w:t xml:space="preserve">   Date</w:t>
       </w:r>
       <w:r>
         <w:rPr>
@@ -33,25 +51,7 @@
         <w:rPr>
           <w:rFonts w:ascii="Avenir Next" w:hAnsi="Avenir Next" w:cs="Avenir Next" w:eastAsia="Avenir Next"/>
           <w:color w:val="1A1A1A"/>
-          <w:sz w:val="20"/>
-          <w:szCs w:val="20"/>
-        </w:rPr>
-        <w:t xml:space="preserve">   Date</w:t>
-      </w:r>
-      <w:r>
-        <w:rPr>
-          <w:rFonts w:ascii="Avenir Next" w:hAnsi="Avenir Next" w:cs="Avenir Next" w:eastAsia="Avenir Next"/>
-          <w:color w:val="1A1A1A"/>
-          <w:sz w:val="20"/>
-          <w:szCs w:val="20"/>
-        </w:rPr>
-        <w:tab/>
-      </w:r>
-      <w:r>
-        <w:rPr>
-          <w:rFonts w:ascii="Avenir Next" w:hAnsi="Avenir Next" w:cs="Avenir Next" w:eastAsia="Avenir Next"/>
-          <w:color w:val="1A1A1A"/>
-          <w:sz w:val="20"/>
+          <w:sz w:val="22"/>
           <w:szCs w:val="20"/>
         </w:rPr>
         <w:t xml:space="preserve">   Period</w:t>
@@ -78,7 +78,7 @@
           <w:caps/>
           <w:color w:val="003A70"/>
           <w:spacing w:val="12"/>
-          <w:sz w:val="19"/>
+          <w:sz w:val="22"/>
           <w:szCs w:val="19"/>
         </w:rPr>
         <w:t xml:space="preserve">Lesson 6-2  ·  Homework Packet  ·  Sheet 1 of 2</w:t>
@@ -86,6 +86,7 @@
     </w:p>
     <w:p>
       <w:pPr>
+        <w:pStyle w:val="Heading1"/>
         <w:keepNext/>
         <w:spacing w:before="0" w:after="0" w:line="240" w:lineRule="auto"/>
       </w:pPr>
@@ -111,7 +112,7 @@
         <w:rPr>
           <w:rFonts w:ascii="Avenir Next" w:hAnsi="Avenir Next" w:cs="Avenir Next" w:eastAsia="Avenir Next"/>
           <w:color w:val="5A5F66"/>
-          <w:sz w:val="17"/>
+          <w:sz w:val="22"/>
           <w:szCs w:val="17"/>
         </w:rPr>
         <w:t xml:space="preserve">Maryland Standard 6.NS.A.1   ·   Learning target — I can divide a fraction by another fraction using the reciprocal.</w:t>
@@ -158,6 +159,7 @@
           </w:tcPr>
           <w:p>
             <w:pPr>
+              <w:pStyle w:val="Heading2"/>
               <w:spacing w:before="0" w:after="0" w:line="240" w:lineRule="auto"/>
             </w:pPr>
             <w:r>
@@ -185,44 +187,44 @@
                 <w:rFonts w:ascii="Avenir Next" w:hAnsi="Avenir Next" w:cs="Avenir Next" w:eastAsia="Avenir Next"/>
                 <w:b/>
                 <w:color w:val="003A70"/>
+                <w:sz w:val="22"/>
+                <w:szCs w:val="18"/>
+              </w:rPr>
+              <w:t xml:space="preserve">•</w:t>
+            </w:r>
+            <w:r>
+              <w:rPr>
+                <w:rFonts w:ascii="Avenir Next" w:hAnsi="Avenir Next" w:cs="Avenir Next" w:eastAsia="Avenir Next"/>
+                <w:color w:val="1A1A1A"/>
                 <w:sz w:val="18"/>
                 <w:szCs w:val="18"/>
               </w:rPr>
-              <w:t xml:space="preserve">•</w:t>
-            </w:r>
-            <w:r>
-              <w:rPr>
-                <w:rFonts w:ascii="Avenir Next" w:hAnsi="Avenir Next" w:cs="Avenir Next" w:eastAsia="Avenir Next"/>
-                <w:color w:val="1A1A1A"/>
-                <w:sz w:val="18"/>
+              <w:tab/>
+            </w:r>
+            <w:r>
+              <w:rPr>
+                <w:rFonts w:ascii="Avenir Next" w:hAnsi="Avenir Next" w:cs="Avenir Next" w:eastAsia="Avenir Next"/>
+                <w:color w:val="1A1A1A"/>
+                <w:sz w:val="22"/>
                 <w:szCs w:val="18"/>
               </w:rPr>
-              <w:tab/>
-            </w:r>
-            <w:r>
-              <w:rPr>
-                <w:rFonts w:ascii="Avenir Next" w:hAnsi="Avenir Next" w:cs="Avenir Next" w:eastAsia="Avenir Next"/>
-                <w:color w:val="1A1A1A"/>
-                <w:sz w:val="18"/>
+              <w:t xml:space="preserve">To divide by a fraction, </w:t>
+            </w:r>
+            <w:r>
+              <w:rPr>
+                <w:rFonts w:ascii="Avenir Next" w:hAnsi="Avenir Next" w:cs="Avenir Next" w:eastAsia="Avenir Next"/>
+                <w:b/>
+                <w:color w:val="1A1A1A"/>
+                <w:sz w:val="22"/>
                 <w:szCs w:val="18"/>
               </w:rPr>
-              <w:t xml:space="preserve">To divide by a fraction, </w:t>
-            </w:r>
-            <w:r>
-              <w:rPr>
-                <w:rFonts w:ascii="Avenir Next" w:hAnsi="Avenir Next" w:cs="Avenir Next" w:eastAsia="Avenir Next"/>
-                <w:b/>
-                <w:color w:val="1A1A1A"/>
-                <w:sz w:val="18"/>
-                <w:szCs w:val="18"/>
-              </w:rPr>
               <w:t xml:space="preserve">multiply by its reciprocal</w:t>
             </w:r>
             <w:r>
               <w:rPr>
                 <w:rFonts w:ascii="Avenir Next" w:hAnsi="Avenir Next" w:cs="Avenir Next" w:eastAsia="Avenir Next"/>
                 <w:color w:val="1A1A1A"/>
-                <w:sz w:val="18"/>
+                <w:sz w:val="22"/>
                 <w:szCs w:val="18"/>
               </w:rPr>
               <w:t xml:space="preserve">: 3/4 ÷ 3/8 = 3/4 × 8/3.</w:t>
@@ -241,44 +243,44 @@
                 <w:rFonts w:ascii="Avenir Next" w:hAnsi="Avenir Next" w:cs="Avenir Next" w:eastAsia="Avenir Next"/>
                 <w:b/>
                 <w:color w:val="003A70"/>
+                <w:sz w:val="22"/>
+                <w:szCs w:val="18"/>
+              </w:rPr>
+              <w:t xml:space="preserve">•</w:t>
+            </w:r>
+            <w:r>
+              <w:rPr>
+                <w:rFonts w:ascii="Avenir Next" w:hAnsi="Avenir Next" w:cs="Avenir Next" w:eastAsia="Avenir Next"/>
+                <w:color w:val="1A1A1A"/>
                 <w:sz w:val="18"/>
                 <w:szCs w:val="18"/>
               </w:rPr>
-              <w:t xml:space="preserve">•</w:t>
-            </w:r>
-            <w:r>
-              <w:rPr>
-                <w:rFonts w:ascii="Avenir Next" w:hAnsi="Avenir Next" w:cs="Avenir Next" w:eastAsia="Avenir Next"/>
-                <w:color w:val="1A1A1A"/>
-                <w:sz w:val="18"/>
+              <w:tab/>
+            </w:r>
+            <w:r>
+              <w:rPr>
+                <w:rFonts w:ascii="Avenir Next" w:hAnsi="Avenir Next" w:cs="Avenir Next" w:eastAsia="Avenir Next"/>
+                <w:color w:val="1A1A1A"/>
+                <w:sz w:val="22"/>
                 <w:szCs w:val="18"/>
               </w:rPr>
-              <w:tab/>
-            </w:r>
-            <w:r>
-              <w:rPr>
-                <w:rFonts w:ascii="Avenir Next" w:hAnsi="Avenir Next" w:cs="Avenir Next" w:eastAsia="Avenir Next"/>
-                <w:color w:val="1A1A1A"/>
-                <w:sz w:val="18"/>
+              <w:t xml:space="preserve">Keep the first fraction, change ÷ to ×, and flip only the </w:t>
+            </w:r>
+            <w:r>
+              <w:rPr>
+                <w:rFonts w:ascii="Avenir Next" w:hAnsi="Avenir Next" w:cs="Avenir Next" w:eastAsia="Avenir Next"/>
+                <w:b/>
+                <w:color w:val="1A1A1A"/>
+                <w:sz w:val="22"/>
                 <w:szCs w:val="18"/>
               </w:rPr>
-              <w:t xml:space="preserve">Keep the first fraction, change ÷ to ×, and flip only the </w:t>
-            </w:r>
-            <w:r>
-              <w:rPr>
-                <w:rFonts w:ascii="Avenir Next" w:hAnsi="Avenir Next" w:cs="Avenir Next" w:eastAsia="Avenir Next"/>
-                <w:b/>
-                <w:color w:val="1A1A1A"/>
-                <w:sz w:val="18"/>
-                <w:szCs w:val="18"/>
-              </w:rPr>
               <w:t xml:space="preserve">second</w:t>
             </w:r>
             <w:r>
               <w:rPr>
                 <w:rFonts w:ascii="Avenir Next" w:hAnsi="Avenir Next" w:cs="Avenir Next" w:eastAsia="Avenir Next"/>
                 <w:color w:val="1A1A1A"/>
-                <w:sz w:val="18"/>
+                <w:sz w:val="22"/>
                 <w:szCs w:val="18"/>
               </w:rPr>
               <w:t xml:space="preserve"> fraction.</w:t>
@@ -297,25 +299,25 @@
                 <w:rFonts w:ascii="Avenir Next" w:hAnsi="Avenir Next" w:cs="Avenir Next" w:eastAsia="Avenir Next"/>
                 <w:b/>
                 <w:color w:val="003A70"/>
+                <w:sz w:val="22"/>
+                <w:szCs w:val="18"/>
+              </w:rPr>
+              <w:t xml:space="preserve">•</w:t>
+            </w:r>
+            <w:r>
+              <w:rPr>
+                <w:rFonts w:ascii="Avenir Next" w:hAnsi="Avenir Next" w:cs="Avenir Next" w:eastAsia="Avenir Next"/>
+                <w:color w:val="1A1A1A"/>
                 <w:sz w:val="18"/>
                 <w:szCs w:val="18"/>
               </w:rPr>
-              <w:t xml:space="preserve">•</w:t>
-            </w:r>
-            <w:r>
-              <w:rPr>
-                <w:rFonts w:ascii="Avenir Next" w:hAnsi="Avenir Next" w:cs="Avenir Next" w:eastAsia="Avenir Next"/>
-                <w:color w:val="1A1A1A"/>
-                <w:sz w:val="18"/>
-                <w:szCs w:val="18"/>
-              </w:rPr>
               <w:tab/>
             </w:r>
             <w:r>
               <w:rPr>
                 <w:rFonts w:ascii="Avenir Next" w:hAnsi="Avenir Next" w:cs="Avenir Next" w:eastAsia="Avenir Next"/>
                 <w:color w:val="1A1A1A"/>
-                <w:sz w:val="18"/>
+                <w:sz w:val="22"/>
                 <w:szCs w:val="18"/>
               </w:rPr>
               <w:t xml:space="preserve">Check: quotient × divisor = dividend. 2 × 3/8 = 6/8 = 3/4.</w:t>
@@ -330,6 +332,7 @@
           </w:tcPr>
           <w:p>
             <w:pPr>
+              <w:pStyle w:val="Heading2"/>
               <w:spacing w:before="0" w:after="0" w:line="240" w:lineRule="auto"/>
             </w:pPr>
             <w:r>
@@ -352,7 +355,7 @@
               <w:rPr>
                 <w:rFonts w:ascii="Avenir Next" w:hAnsi="Avenir Next" w:cs="Avenir Next" w:eastAsia="Avenir Next"/>
                 <w:color w:val="1A1A1A"/>
-                <w:sz w:val="17"/>
+                <w:sz w:val="22"/>
                 <w:szCs w:val="17"/>
               </w:rPr>
               <w:t xml:space="preserve">How many 3/8-cup servings are in 3/4 cup of yogurt?</w:t>
@@ -371,25 +374,25 @@
                 <w:rFonts w:ascii="Avenir Next" w:hAnsi="Avenir Next" w:cs="Avenir Next" w:eastAsia="Avenir Next"/>
                 <w:b/>
                 <w:color w:val="003A70"/>
+                <w:sz w:val="22"/>
+                <w:szCs w:val="17"/>
+              </w:rPr>
+              <w:t xml:space="preserve">Step 1</w:t>
+            </w:r>
+            <w:r>
+              <w:rPr>
+                <w:rFonts w:ascii="Avenir Next" w:hAnsi="Avenir Next" w:cs="Avenir Next" w:eastAsia="Avenir Next"/>
+                <w:color w:val="1A1A1A"/>
                 <w:sz w:val="17"/>
                 <w:szCs w:val="17"/>
               </w:rPr>
-              <w:t xml:space="preserve">Step 1</w:t>
-            </w:r>
-            <w:r>
-              <w:rPr>
-                <w:rFonts w:ascii="Avenir Next" w:hAnsi="Avenir Next" w:cs="Avenir Next" w:eastAsia="Avenir Next"/>
-                <w:color w:val="1A1A1A"/>
-                <w:sz w:val="17"/>
-                <w:szCs w:val="17"/>
-              </w:rPr>
               <w:tab/>
             </w:r>
             <w:r>
               <w:rPr>
                 <w:rFonts w:ascii="Avenir Next" w:hAnsi="Avenir Next" w:cs="Avenir Next" w:eastAsia="Avenir Next"/>
                 <w:color w:val="1A1A1A"/>
-                <w:sz w:val="17"/>
+                <w:sz w:val="22"/>
                 <w:szCs w:val="17"/>
               </w:rPr>
               <w:t xml:space="preserve">Write the division: 3/4 ÷ 3/8</w:t>
@@ -408,25 +411,25 @@
                 <w:rFonts w:ascii="Avenir Next" w:hAnsi="Avenir Next" w:cs="Avenir Next" w:eastAsia="Avenir Next"/>
                 <w:b/>
                 <w:color w:val="003A70"/>
+                <w:sz w:val="22"/>
+                <w:szCs w:val="17"/>
+              </w:rPr>
+              <w:t xml:space="preserve">Step 2</w:t>
+            </w:r>
+            <w:r>
+              <w:rPr>
+                <w:rFonts w:ascii="Avenir Next" w:hAnsi="Avenir Next" w:cs="Avenir Next" w:eastAsia="Avenir Next"/>
+                <w:color w:val="1A1A1A"/>
                 <w:sz w:val="17"/>
                 <w:szCs w:val="17"/>
               </w:rPr>
-              <w:t xml:space="preserve">Step 2</w:t>
-            </w:r>
-            <w:r>
-              <w:rPr>
-                <w:rFonts w:ascii="Avenir Next" w:hAnsi="Avenir Next" w:cs="Avenir Next" w:eastAsia="Avenir Next"/>
-                <w:color w:val="1A1A1A"/>
-                <w:sz w:val="17"/>
-                <w:szCs w:val="17"/>
-              </w:rPr>
               <w:tab/>
             </w:r>
             <w:r>
               <w:rPr>
                 <w:rFonts w:ascii="Avenir Next" w:hAnsi="Avenir Next" w:cs="Avenir Next" w:eastAsia="Avenir Next"/>
                 <w:color w:val="1A1A1A"/>
-                <w:sz w:val="17"/>
+                <w:sz w:val="22"/>
                 <w:szCs w:val="17"/>
               </w:rPr>
               <w:t xml:space="preserve">Multiply by the reciprocal: 3/4 × 8/3 = 24/12</w:t>
@@ -445,25 +448,25 @@
                 <w:rFonts w:ascii="Avenir Next" w:hAnsi="Avenir Next" w:cs="Avenir Next" w:eastAsia="Avenir Next"/>
                 <w:b/>
                 <w:color w:val="003A70"/>
+                <w:sz w:val="22"/>
+                <w:szCs w:val="17"/>
+              </w:rPr>
+              <w:t xml:space="preserve">Step 3</w:t>
+            </w:r>
+            <w:r>
+              <w:rPr>
+                <w:rFonts w:ascii="Avenir Next" w:hAnsi="Avenir Next" w:cs="Avenir Next" w:eastAsia="Avenir Next"/>
+                <w:color w:val="1A1A1A"/>
                 <w:sz w:val="17"/>
                 <w:szCs w:val="17"/>
               </w:rPr>
-              <w:t xml:space="preserve">Step 3</w:t>
-            </w:r>
-            <w:r>
-              <w:rPr>
-                <w:rFonts w:ascii="Avenir Next" w:hAnsi="Avenir Next" w:cs="Avenir Next" w:eastAsia="Avenir Next"/>
-                <w:color w:val="1A1A1A"/>
-                <w:sz w:val="17"/>
-                <w:szCs w:val="17"/>
-              </w:rPr>
               <w:tab/>
             </w:r>
             <w:r>
               <w:rPr>
                 <w:rFonts w:ascii="Avenir Next" w:hAnsi="Avenir Next" w:cs="Avenir Next" w:eastAsia="Avenir Next"/>
                 <w:color w:val="1A1A1A"/>
-                <w:sz w:val="17"/>
+                <w:sz w:val="22"/>
                 <w:szCs w:val="17"/>
               </w:rPr>
               <w:t xml:space="preserve">Simplify: 24/12 = 2</w:t>
@@ -482,18 +485,18 @@
                 <w:rFonts w:ascii="Avenir Next" w:hAnsi="Avenir Next" w:cs="Avenir Next" w:eastAsia="Avenir Next"/>
                 <w:b/>
                 <w:color w:val="1A1A1A"/>
+                <w:sz w:val="22"/>
+                <w:szCs w:val="17"/>
+              </w:rPr>
+              <w:t xml:space="preserve">Answer</w:t>
+            </w:r>
+            <w:r>
+              <w:rPr>
+                <w:rFonts w:ascii="Avenir Next" w:hAnsi="Avenir Next" w:cs="Avenir Next" w:eastAsia="Avenir Next"/>
+                <w:color w:val="1A1A1A"/>
                 <w:sz w:val="17"/>
                 <w:szCs w:val="17"/>
               </w:rPr>
-              <w:t xml:space="preserve">Answer</w:t>
-            </w:r>
-            <w:r>
-              <w:rPr>
-                <w:rFonts w:ascii="Avenir Next" w:hAnsi="Avenir Next" w:cs="Avenir Next" w:eastAsia="Avenir Next"/>
-                <w:color w:val="1A1A1A"/>
-                <w:sz w:val="17"/>
-                <w:szCs w:val="17"/>
-              </w:rPr>
               <w:tab/>
             </w:r>
             <w:r>
@@ -501,7 +504,7 @@
                 <w:rFonts w:ascii="Avenir Next" w:hAnsi="Avenir Next" w:cs="Avenir Next" w:eastAsia="Avenir Next"/>
                 <w:b/>
                 <w:color w:val="1A1A1A"/>
-                <w:sz w:val="17"/>
+                <w:sz w:val="22"/>
                 <w:szCs w:val="17"/>
               </w:rPr>
               <w:t xml:space="preserve">2 servings</w:t>
@@ -512,6 +515,7 @@
     </w:tbl>
     <w:p>
       <w:pPr>
+        <w:pStyle w:val="Heading2"/>
         <w:keepNext/>
         <w:pBdr>
           <w:bottom w:val="single" w:sz="8" w:space="3" w:color="003A70"/>
@@ -527,7 +531,7 @@
           <w:b/>
           <w:color w:val="003A70"/>
           <w:spacing w:val="14"/>
-          <w:sz w:val="19"/>
+          <w:sz w:val="22"/>
           <w:szCs w:val="19"/>
         </w:rPr>
         <w:t xml:space="preserve">PRACTICE</w:t>
@@ -546,7 +550,7 @@
           <w:rFonts w:ascii="Avenir Next" w:hAnsi="Avenir Next" w:cs="Avenir Next" w:eastAsia="Avenir Next"/>
           <w:i/>
           <w:color w:val="5A5F66"/>
-          <w:sz w:val="17"/>
+          <w:sz w:val="22"/>
           <w:szCs w:val="17"/>
         </w:rPr>
         <w:t xml:space="preserve">show your work · label units</w:t>
@@ -566,25 +570,25 @@
           <w:rFonts w:ascii="Avenir Next" w:hAnsi="Avenir Next" w:cs="Avenir Next" w:eastAsia="Avenir Next"/>
           <w:b/>
           <w:color w:val="1A1A1A"/>
+          <w:sz w:val="22"/>
+          <w:szCs w:val="20"/>
+        </w:rPr>
+        <w:t xml:space="preserve">1.</w:t>
+      </w:r>
+      <w:r>
+        <w:rPr>
+          <w:rFonts w:ascii="Avenir Next" w:hAnsi="Avenir Next" w:cs="Avenir Next" w:eastAsia="Avenir Next"/>
+          <w:color w:val="1A1A1A"/>
           <w:sz w:val="20"/>
           <w:szCs w:val="20"/>
         </w:rPr>
-        <w:t xml:space="preserve">1.</w:t>
-      </w:r>
-      <w:r>
-        <w:rPr>
-          <w:rFonts w:ascii="Avenir Next" w:hAnsi="Avenir Next" w:cs="Avenir Next" w:eastAsia="Avenir Next"/>
-          <w:color w:val="1A1A1A"/>
-          <w:sz w:val="20"/>
-          <w:szCs w:val="20"/>
-        </w:rPr>
         <w:tab/>
       </w:r>
       <w:r>
         <w:rPr>
           <w:rFonts w:ascii="Avenir Next" w:hAnsi="Avenir Next" w:cs="Avenir Next" w:eastAsia="Avenir Next"/>
           <w:color w:val="1A1A1A"/>
-          <w:sz w:val="20"/>
+          <w:sz w:val="22"/>
           <w:szCs w:val="20"/>
         </w:rPr>
         <w:t xml:space="preserve">The bar is 1 whole. The shaded part is 4/5 of the bar. How many 1/10 pieces fit in 4/5? Write the division and the quotient.</w:t>
@@ -603,7 +607,7 @@
         <w:drawing>
           <wp:inline distT="0" distB="0" distL="0" distR="0">
             <wp:extent cx="3108960" cy="566928"/>
-            <wp:docPr id="1" name="Figure 1"/>
+            <wp:docPr id="1" name="Figure 1" descr="Fraction bars: 1 whole bars, each split into 10 equal parts; 8 parts shaded."/>
             <a:graphic xmlns:a="http://schemas.openxmlformats.org/drawingml/2006/main">
               <a:graphicData uri="http://schemas.openxmlformats.org/drawingml/2006/picture">
                 <pic:pic xmlns:pic="http://schemas.openxmlformats.org/drawingml/2006/picture">
@@ -646,7 +650,7 @@
           <w:rFonts w:ascii="Avenir Next" w:hAnsi="Avenir Next" w:cs="Avenir Next" w:eastAsia="Avenir Next"/>
           <w:b/>
           <w:color w:val="1A1A1A"/>
-          <w:sz w:val="18"/>
+          <w:sz w:val="22"/>
           <w:szCs w:val="18"/>
         </w:rPr>
         <w:t xml:space="preserve">Division</w:t>
@@ -680,25 +684,25 @@
           <w:rFonts w:ascii="Avenir Next" w:hAnsi="Avenir Next" w:cs="Avenir Next" w:eastAsia="Avenir Next"/>
           <w:b/>
           <w:color w:val="1A1A1A"/>
+          <w:sz w:val="22"/>
+          <w:szCs w:val="20"/>
+        </w:rPr>
+        <w:t xml:space="preserve">2.</w:t>
+      </w:r>
+      <w:r>
+        <w:rPr>
+          <w:rFonts w:ascii="Avenir Next" w:hAnsi="Avenir Next" w:cs="Avenir Next" w:eastAsia="Avenir Next"/>
+          <w:color w:val="1A1A1A"/>
           <w:sz w:val="20"/>
           <w:szCs w:val="20"/>
         </w:rPr>
-        <w:t xml:space="preserve">2.</w:t>
-      </w:r>
-      <w:r>
-        <w:rPr>
-          <w:rFonts w:ascii="Avenir Next" w:hAnsi="Avenir Next" w:cs="Avenir Next" w:eastAsia="Avenir Next"/>
-          <w:color w:val="1A1A1A"/>
-          <w:sz w:val="20"/>
-          <w:szCs w:val="20"/>
-        </w:rPr>
         <w:tab/>
       </w:r>
       <w:r>
         <w:rPr>
           <w:rFonts w:ascii="Avenir Next" w:hAnsi="Avenir Next" w:cs="Avenir Next" w:eastAsia="Avenir Next"/>
           <w:color w:val="1A1A1A"/>
-          <w:sz w:val="20"/>
+          <w:sz w:val="22"/>
           <w:szCs w:val="20"/>
         </w:rPr>
         <w:t xml:space="preserve">Divide. Write each quotient in simplest form.</w:t>
@@ -754,25 +758,25 @@
                 <w:rFonts w:ascii="Avenir Next" w:hAnsi="Avenir Next" w:cs="Avenir Next" w:eastAsia="Avenir Next"/>
                 <w:b/>
                 <w:color w:val="003A70"/>
+                <w:sz w:val="22"/>
+                <w:szCs w:val="20"/>
+              </w:rPr>
+              <w:t xml:space="preserve">a.</w:t>
+            </w:r>
+            <w:r>
+              <w:rPr>
+                <w:rFonts w:ascii="Avenir Next" w:hAnsi="Avenir Next" w:cs="Avenir Next" w:eastAsia="Avenir Next"/>
+                <w:color w:val="1A1A1A"/>
                 <w:sz w:val="20"/>
                 <w:szCs w:val="20"/>
               </w:rPr>
-              <w:t xml:space="preserve">a.</w:t>
-            </w:r>
-            <w:r>
-              <w:rPr>
-                <w:rFonts w:ascii="Avenir Next" w:hAnsi="Avenir Next" w:cs="Avenir Next" w:eastAsia="Avenir Next"/>
-                <w:color w:val="1A1A1A"/>
-                <w:sz w:val="20"/>
-                <w:szCs w:val="20"/>
-              </w:rPr>
               <w:tab/>
             </w:r>
             <w:r>
               <w:rPr>
                 <w:rFonts w:ascii="Avenir Next" w:hAnsi="Avenir Next" w:cs="Avenir Next" w:eastAsia="Avenir Next"/>
                 <w:color w:val="1A1A1A"/>
-                <w:sz w:val="20"/>
+                <w:sz w:val="22"/>
                 <w:szCs w:val="20"/>
               </w:rPr>
               <w:t xml:space="preserve">3/4 ÷ 1/8 =</w:t>
@@ -816,25 +820,25 @@
                 <w:rFonts w:ascii="Avenir Next" w:hAnsi="Avenir Next" w:cs="Avenir Next" w:eastAsia="Avenir Next"/>
                 <w:b/>
                 <w:color w:val="003A70"/>
+                <w:sz w:val="22"/>
+                <w:szCs w:val="20"/>
+              </w:rPr>
+              <w:t xml:space="preserve">b.</w:t>
+            </w:r>
+            <w:r>
+              <w:rPr>
+                <w:rFonts w:ascii="Avenir Next" w:hAnsi="Avenir Next" w:cs="Avenir Next" w:eastAsia="Avenir Next"/>
+                <w:color w:val="1A1A1A"/>
                 <w:sz w:val="20"/>
                 <w:szCs w:val="20"/>
               </w:rPr>
-              <w:t xml:space="preserve">b.</w:t>
-            </w:r>
-            <w:r>
-              <w:rPr>
-                <w:rFonts w:ascii="Avenir Next" w:hAnsi="Avenir Next" w:cs="Avenir Next" w:eastAsia="Avenir Next"/>
-                <w:color w:val="1A1A1A"/>
-                <w:sz w:val="20"/>
-                <w:szCs w:val="20"/>
-              </w:rPr>
               <w:tab/>
             </w:r>
             <w:r>
               <w:rPr>
                 <w:rFonts w:ascii="Avenir Next" w:hAnsi="Avenir Next" w:cs="Avenir Next" w:eastAsia="Avenir Next"/>
                 <w:color w:val="1A1A1A"/>
-                <w:sz w:val="20"/>
+                <w:sz w:val="22"/>
                 <w:szCs w:val="20"/>
               </w:rPr>
               <w:t xml:space="preserve">2/3 ÷ 2/9 =</w:t>
@@ -878,25 +882,25 @@
                 <w:rFonts w:ascii="Avenir Next" w:hAnsi="Avenir Next" w:cs="Avenir Next" w:eastAsia="Avenir Next"/>
                 <w:b/>
                 <w:color w:val="003A70"/>
+                <w:sz w:val="22"/>
+                <w:szCs w:val="20"/>
+              </w:rPr>
+              <w:t xml:space="preserve">c.</w:t>
+            </w:r>
+            <w:r>
+              <w:rPr>
+                <w:rFonts w:ascii="Avenir Next" w:hAnsi="Avenir Next" w:cs="Avenir Next" w:eastAsia="Avenir Next"/>
+                <w:color w:val="1A1A1A"/>
                 <w:sz w:val="20"/>
                 <w:szCs w:val="20"/>
               </w:rPr>
-              <w:t xml:space="preserve">c.</w:t>
-            </w:r>
-            <w:r>
-              <w:rPr>
-                <w:rFonts w:ascii="Avenir Next" w:hAnsi="Avenir Next" w:cs="Avenir Next" w:eastAsia="Avenir Next"/>
-                <w:color w:val="1A1A1A"/>
-                <w:sz w:val="20"/>
-                <w:szCs w:val="20"/>
-              </w:rPr>
               <w:tab/>
             </w:r>
             <w:r>
               <w:rPr>
                 <w:rFonts w:ascii="Avenir Next" w:hAnsi="Avenir Next" w:cs="Avenir Next" w:eastAsia="Avenir Next"/>
                 <w:color w:val="1A1A1A"/>
-                <w:sz w:val="20"/>
+                <w:sz w:val="22"/>
                 <w:szCs w:val="20"/>
               </w:rPr>
               <w:t xml:space="preserve">5/6 ÷ 1/3 =</w:t>
@@ -946,25 +950,25 @@
                 <w:rFonts w:ascii="Avenir Next" w:hAnsi="Avenir Next" w:cs="Avenir Next" w:eastAsia="Avenir Next"/>
                 <w:b/>
                 <w:color w:val="003A70"/>
+                <w:sz w:val="22"/>
+                <w:szCs w:val="20"/>
+              </w:rPr>
+              <w:t xml:space="preserve">d.</w:t>
+            </w:r>
+            <w:r>
+              <w:rPr>
+                <w:rFonts w:ascii="Avenir Next" w:hAnsi="Avenir Next" w:cs="Avenir Next" w:eastAsia="Avenir Next"/>
+                <w:color w:val="1A1A1A"/>
                 <w:sz w:val="20"/>
                 <w:szCs w:val="20"/>
               </w:rPr>
-              <w:t xml:space="preserve">d.</w:t>
-            </w:r>
-            <w:r>
-              <w:rPr>
-                <w:rFonts w:ascii="Avenir Next" w:hAnsi="Avenir Next" w:cs="Avenir Next" w:eastAsia="Avenir Next"/>
-                <w:color w:val="1A1A1A"/>
-                <w:sz w:val="20"/>
-                <w:szCs w:val="20"/>
-              </w:rPr>
               <w:tab/>
             </w:r>
             <w:r>
               <w:rPr>
                 <w:rFonts w:ascii="Avenir Next" w:hAnsi="Avenir Next" w:cs="Avenir Next" w:eastAsia="Avenir Next"/>
                 <w:color w:val="1A1A1A"/>
-                <w:sz w:val="20"/>
+                <w:sz w:val="22"/>
                 <w:szCs w:val="20"/>
               </w:rPr>
               <w:t xml:space="preserve">7/10 ÷ 2/5 =</w:t>
@@ -1008,25 +1012,25 @@
                 <w:rFonts w:ascii="Avenir Next" w:hAnsi="Avenir Next" w:cs="Avenir Next" w:eastAsia="Avenir Next"/>
                 <w:b/>
                 <w:color w:val="003A70"/>
+                <w:sz w:val="22"/>
+                <w:szCs w:val="20"/>
+              </w:rPr>
+              <w:t xml:space="preserve">e.</w:t>
+            </w:r>
+            <w:r>
+              <w:rPr>
+                <w:rFonts w:ascii="Avenir Next" w:hAnsi="Avenir Next" w:cs="Avenir Next" w:eastAsia="Avenir Next"/>
+                <w:color w:val="1A1A1A"/>
                 <w:sz w:val="20"/>
                 <w:szCs w:val="20"/>
               </w:rPr>
-              <w:t xml:space="preserve">e.</w:t>
-            </w:r>
-            <w:r>
-              <w:rPr>
-                <w:rFonts w:ascii="Avenir Next" w:hAnsi="Avenir Next" w:cs="Avenir Next" w:eastAsia="Avenir Next"/>
-                <w:color w:val="1A1A1A"/>
-                <w:sz w:val="20"/>
-                <w:szCs w:val="20"/>
-              </w:rPr>
               <w:tab/>
             </w:r>
             <w:r>
               <w:rPr>
                 <w:rFonts w:ascii="Avenir Next" w:hAnsi="Avenir Next" w:cs="Avenir Next" w:eastAsia="Avenir Next"/>
                 <w:color w:val="1A1A1A"/>
-                <w:sz w:val="20"/>
+                <w:sz w:val="22"/>
                 <w:szCs w:val="20"/>
               </w:rPr>
               <w:t xml:space="preserve">1/2 ÷ 3/4 =</w:t>
@@ -1070,25 +1074,25 @@
                 <w:rFonts w:ascii="Avenir Next" w:hAnsi="Avenir Next" w:cs="Avenir Next" w:eastAsia="Avenir Next"/>
                 <w:b/>
                 <w:color w:val="003A70"/>
+                <w:sz w:val="22"/>
+                <w:szCs w:val="20"/>
+              </w:rPr>
+              <w:t xml:space="preserve">f.</w:t>
+            </w:r>
+            <w:r>
+              <w:rPr>
+                <w:rFonts w:ascii="Avenir Next" w:hAnsi="Avenir Next" w:cs="Avenir Next" w:eastAsia="Avenir Next"/>
+                <w:color w:val="1A1A1A"/>
                 <w:sz w:val="20"/>
                 <w:szCs w:val="20"/>
               </w:rPr>
-              <w:t xml:space="preserve">f.</w:t>
-            </w:r>
-            <w:r>
-              <w:rPr>
-                <w:rFonts w:ascii="Avenir Next" w:hAnsi="Avenir Next" w:cs="Avenir Next" w:eastAsia="Avenir Next"/>
-                <w:color w:val="1A1A1A"/>
-                <w:sz w:val="20"/>
-                <w:szCs w:val="20"/>
-              </w:rPr>
               <w:tab/>
             </w:r>
             <w:r>
               <w:rPr>
                 <w:rFonts w:ascii="Avenir Next" w:hAnsi="Avenir Next" w:cs="Avenir Next" w:eastAsia="Avenir Next"/>
                 <w:color w:val="1A1A1A"/>
-                <w:sz w:val="20"/>
+                <w:sz w:val="22"/>
                 <w:szCs w:val="20"/>
               </w:rPr>
               <w:t xml:space="preserve">8/9 ÷ 4/9 =</w:t>
@@ -1135,18 +1139,18 @@
           <w:rFonts w:ascii="Avenir Next" w:hAnsi="Avenir Next" w:cs="Avenir Next" w:eastAsia="Avenir Next"/>
           <w:b/>
           <w:color w:val="1A1A1A"/>
+          <w:sz w:val="22"/>
+          <w:szCs w:val="20"/>
+        </w:rPr>
+        <w:t xml:space="preserve">3.</w:t>
+      </w:r>
+      <w:r>
+        <w:rPr>
+          <w:rFonts w:ascii="Avenir Next" w:hAnsi="Avenir Next" w:cs="Avenir Next" w:eastAsia="Avenir Next"/>
+          <w:color w:val="1A1A1A"/>
           <w:sz w:val="20"/>
           <w:szCs w:val="20"/>
         </w:rPr>
-        <w:t xml:space="preserve">3.</w:t>
-      </w:r>
-      <w:r>
-        <w:rPr>
-          <w:rFonts w:ascii="Avenir Next" w:hAnsi="Avenir Next" w:cs="Avenir Next" w:eastAsia="Avenir Next"/>
-          <w:color w:val="1A1A1A"/>
-          <w:sz w:val="20"/>
-          <w:szCs w:val="20"/>
-        </w:rPr>
         <w:tab/>
       </w:r>
       <w:r>
@@ -1154,7 +1158,7 @@
           <w:rFonts w:ascii="Avenir Next" w:hAnsi="Avenir Next" w:cs="Avenir Next" w:eastAsia="Avenir Next"/>
           <w:b/>
           <w:color w:val="1A1A1A"/>
-          <w:sz w:val="20"/>
+          <w:sz w:val="22"/>
           <w:szCs w:val="20"/>
         </w:rPr>
         <w:t xml:space="preserve">Pancakes.  </w:t>
@@ -1163,7 +1167,7 @@
         <w:rPr>
           <w:rFonts w:ascii="Avenir Next" w:hAnsi="Avenir Next" w:cs="Avenir Next" w:eastAsia="Avenir Next"/>
           <w:color w:val="1A1A1A"/>
-          <w:sz w:val="20"/>
+          <w:sz w:val="22"/>
           <w:szCs w:val="20"/>
         </w:rPr>
         <w:t xml:space="preserve">A pancake recipe needs 2/3 cup of milk. Rosa has only 1/2 cup of milk. What fraction of the recipe can she make?</w:t>
@@ -1240,25 +1244,25 @@
           <w:rFonts w:ascii="Avenir Next" w:hAnsi="Avenir Next" w:cs="Avenir Next" w:eastAsia="Avenir Next"/>
           <w:b/>
           <w:color w:val="1A1A1A"/>
+          <w:sz w:val="22"/>
+          <w:szCs w:val="18"/>
+        </w:rPr>
+        <w:t xml:space="preserve">Answer</w:t>
+      </w:r>
+      <w:r>
+        <w:rPr>
+          <w:rFonts w:ascii="Avenir Next" w:hAnsi="Avenir Next" w:cs="Avenir Next" w:eastAsia="Avenir Next"/>
+          <w:color w:val="1A1A1A"/>
           <w:sz w:val="18"/>
           <w:szCs w:val="18"/>
         </w:rPr>
-        <w:t xml:space="preserve">Answer</w:t>
-      </w:r>
-      <w:r>
-        <w:rPr>
-          <w:rFonts w:ascii="Avenir Next" w:hAnsi="Avenir Next" w:cs="Avenir Next" w:eastAsia="Avenir Next"/>
-          <w:color w:val="1A1A1A"/>
-          <w:sz w:val="18"/>
-          <w:szCs w:val="18"/>
-        </w:rPr>
         <w:tab/>
       </w:r>
       <w:r>
         <w:rPr>
           <w:rFonts w:ascii="Avenir Next" w:hAnsi="Avenir Next" w:cs="Avenir Next" w:eastAsia="Avenir Next"/>
           <w:color w:val="1A1A1A"/>
-          <w:sz w:val="18"/>
+          <w:sz w:val="22"/>
           <w:szCs w:val="18"/>
         </w:rPr>
         <w:t xml:space="preserve">  of the recipe</w:t>
@@ -1283,18 +1287,18 @@
           <w:rFonts w:ascii="Avenir Next" w:hAnsi="Avenir Next" w:cs="Avenir Next" w:eastAsia="Avenir Next"/>
           <w:b/>
           <w:color w:val="1A1A1A"/>
+          <w:sz w:val="22"/>
+          <w:szCs w:val="20"/>
+        </w:rPr>
+        <w:t xml:space="preserve">4.</w:t>
+      </w:r>
+      <w:r>
+        <w:rPr>
+          <w:rFonts w:ascii="Avenir Next" w:hAnsi="Avenir Next" w:cs="Avenir Next" w:eastAsia="Avenir Next"/>
+          <w:color w:val="1A1A1A"/>
           <w:sz w:val="20"/>
           <w:szCs w:val="20"/>
         </w:rPr>
-        <w:t xml:space="preserve">4.</w:t>
-      </w:r>
-      <w:r>
-        <w:rPr>
-          <w:rFonts w:ascii="Avenir Next" w:hAnsi="Avenir Next" w:cs="Avenir Next" w:eastAsia="Avenir Next"/>
-          <w:color w:val="1A1A1A"/>
-          <w:sz w:val="20"/>
-          <w:szCs w:val="20"/>
-        </w:rPr>
         <w:tab/>
       </w:r>
       <w:r>
@@ -1302,7 +1306,7 @@
           <w:rFonts w:ascii="Avenir Next" w:hAnsi="Avenir Next" w:cs="Avenir Next" w:eastAsia="Avenir Next"/>
           <w:b/>
           <w:color w:val="1A1A1A"/>
-          <w:sz w:val="20"/>
+          <w:sz w:val="22"/>
           <w:szCs w:val="20"/>
         </w:rPr>
         <w:t xml:space="preserve">Bookmarks.  </w:t>
@@ -1311,7 +1315,7 @@
         <w:rPr>
           <w:rFonts w:ascii="Avenir Next" w:hAnsi="Avenir Next" w:cs="Avenir Next" w:eastAsia="Avenir Next"/>
           <w:color w:val="1A1A1A"/>
-          <w:sz w:val="20"/>
+          <w:sz w:val="22"/>
           <w:szCs w:val="20"/>
         </w:rPr>
         <w:t xml:space="preserve">Jae has 5/6 yard of ribbon. Each bookmark needs 5/12 yard. How many bookmarks can Jae make?</w:t>
@@ -1330,25 +1334,25 @@
           <w:rFonts w:ascii="Avenir Next" w:hAnsi="Avenir Next" w:cs="Avenir Next" w:eastAsia="Avenir Next"/>
           <w:b/>
           <w:color w:val="1A1A1A"/>
+          <w:sz w:val="22"/>
+          <w:szCs w:val="18"/>
+        </w:rPr>
+        <w:t xml:space="preserve">Answer</w:t>
+      </w:r>
+      <w:r>
+        <w:rPr>
+          <w:rFonts w:ascii="Avenir Next" w:hAnsi="Avenir Next" w:cs="Avenir Next" w:eastAsia="Avenir Next"/>
+          <w:color w:val="1A1A1A"/>
           <w:sz w:val="18"/>
           <w:szCs w:val="18"/>
         </w:rPr>
-        <w:t xml:space="preserve">Answer</w:t>
-      </w:r>
-      <w:r>
-        <w:rPr>
-          <w:rFonts w:ascii="Avenir Next" w:hAnsi="Avenir Next" w:cs="Avenir Next" w:eastAsia="Avenir Next"/>
-          <w:color w:val="1A1A1A"/>
-          <w:sz w:val="18"/>
-          <w:szCs w:val="18"/>
-        </w:rPr>
         <w:tab/>
       </w:r>
       <w:r>
         <w:rPr>
           <w:rFonts w:ascii="Avenir Next" w:hAnsi="Avenir Next" w:cs="Avenir Next" w:eastAsia="Avenir Next"/>
           <w:color w:val="1A1A1A"/>
-          <w:sz w:val="18"/>
+          <w:sz w:val="22"/>
           <w:szCs w:val="18"/>
         </w:rPr>
         <w:t xml:space="preserve">  bookmarks</w:t>
@@ -1373,18 +1377,18 @@
           <w:rFonts w:ascii="Avenir Next" w:hAnsi="Avenir Next" w:cs="Avenir Next" w:eastAsia="Avenir Next"/>
           <w:b/>
           <w:color w:val="1A1A1A"/>
+          <w:sz w:val="22"/>
+          <w:szCs w:val="20"/>
+        </w:rPr>
+        <w:t xml:space="preserve">5.</w:t>
+      </w:r>
+      <w:r>
+        <w:rPr>
+          <w:rFonts w:ascii="Avenir Next" w:hAnsi="Avenir Next" w:cs="Avenir Next" w:eastAsia="Avenir Next"/>
+          <w:color w:val="1A1A1A"/>
           <w:sz w:val="20"/>
           <w:szCs w:val="20"/>
         </w:rPr>
-        <w:t xml:space="preserve">5.</w:t>
-      </w:r>
-      <w:r>
-        <w:rPr>
-          <w:rFonts w:ascii="Avenir Next" w:hAnsi="Avenir Next" w:cs="Avenir Next" w:eastAsia="Avenir Next"/>
-          <w:color w:val="1A1A1A"/>
-          <w:sz w:val="20"/>
-          <w:szCs w:val="20"/>
-        </w:rPr>
         <w:tab/>
       </w:r>
       <w:r>
@@ -1392,7 +1396,7 @@
           <w:rFonts w:ascii="Avenir Next" w:hAnsi="Avenir Next" w:cs="Avenir Next" w:eastAsia="Avenir Next"/>
           <w:b/>
           <w:color w:val="1A1A1A"/>
-          <w:sz w:val="20"/>
+          <w:sz w:val="22"/>
           <w:szCs w:val="20"/>
         </w:rPr>
         <w:t xml:space="preserve">Find the Error.  </w:t>
@@ -1401,7 +1405,7 @@
         <w:rPr>
           <w:rFonts w:ascii="Avenir Next" w:hAnsi="Avenir Next" w:cs="Avenir Next" w:eastAsia="Avenir Next"/>
           <w:color w:val="1A1A1A"/>
-          <w:sz w:val="20"/>
+          <w:sz w:val="22"/>
           <w:szCs w:val="20"/>
         </w:rPr>
         <w:t xml:space="preserve">Imani wrote 4/5 ÷ 2/3 = 4/5 × 2/3 = 8/15. Explain her mistake. Then find the correct quotient.</w:t>
@@ -1542,6 +1546,7 @@
           </w:tcPr>
           <w:p>
             <w:pPr>
+              <w:pStyle w:val="Heading2"/>
               <w:spacing w:before="0" w:after="0" w:line="240" w:lineRule="auto"/>
             </w:pPr>
             <w:r>
@@ -1579,7 +1584,7 @@
               <w:rPr>
                 <w:rFonts w:ascii="Avenir Next" w:hAnsi="Avenir Next" w:cs="Avenir Next" w:eastAsia="Avenir Next"/>
                 <w:color w:val="1A1A1A"/>
-                <w:sz w:val="17"/>
+                <w:sz w:val="22"/>
                 <w:szCs w:val="17"/>
               </w:rPr>
               <w:t xml:space="preserve">  I can do this on my own</w:t>
@@ -1608,7 +1613,7 @@
               <w:rPr>
                 <w:rFonts w:ascii="Avenir Next" w:hAnsi="Avenir Next" w:cs="Avenir Next" w:eastAsia="Avenir Next"/>
                 <w:color w:val="1A1A1A"/>
-                <w:sz w:val="17"/>
+                <w:sz w:val="22"/>
                 <w:szCs w:val="17"/>
               </w:rPr>
               <w:t xml:space="preserve">  I need a little help</w:t>
@@ -1637,7 +1642,7 @@
               <w:rPr>
                 <w:rFonts w:ascii="Avenir Next" w:hAnsi="Avenir Next" w:cs="Avenir Next" w:eastAsia="Avenir Next"/>
                 <w:color w:val="1A1A1A"/>
-                <w:sz w:val="17"/>
+                <w:sz w:val="22"/>
                 <w:szCs w:val="17"/>
               </w:rPr>
               <w:t xml:space="preserve">  I have a question about #</w:t>
@@ -1675,7 +1680,7 @@
         <w:rPr>
           <w:rFonts w:ascii="Avenir Next" w:hAnsi="Avenir Next" w:cs="Avenir Next" w:eastAsia="Avenir Next"/>
           <w:color w:val="5A5F66"/>
-          <w:sz w:val="17"/>
+          <w:sz w:val="22"/>
           <w:szCs w:val="17"/>
         </w:rPr>
         <w:t xml:space="preserve">With a measuring cup, show someone at home how many 1/4-cup scoops are in 3/4 cup.</w:t>
@@ -1695,10 +1700,28 @@
         <w:rPr>
           <w:rFonts w:ascii="Avenir Next" w:hAnsi="Avenir Next" w:cs="Avenir Next" w:eastAsia="Avenir Next"/>
           <w:color w:val="1A1A1A"/>
+          <w:sz w:val="22"/>
+          <w:szCs w:val="20"/>
+        </w:rPr>
+        <w:t xml:space="preserve">Name</w:t>
+      </w:r>
+      <w:r>
+        <w:rPr>
+          <w:rFonts w:ascii="Avenir Next" w:hAnsi="Avenir Next" w:cs="Avenir Next" w:eastAsia="Avenir Next"/>
+          <w:color w:val="1A1A1A"/>
           <w:sz w:val="20"/>
           <w:szCs w:val="20"/>
         </w:rPr>
-        <w:t xml:space="preserve">Name</w:t>
+        <w:tab/>
+      </w:r>
+      <w:r>
+        <w:rPr>
+          <w:rFonts w:ascii="Avenir Next" w:hAnsi="Avenir Next" w:cs="Avenir Next" w:eastAsia="Avenir Next"/>
+          <w:color w:val="1A1A1A"/>
+          <w:sz w:val="22"/>
+          <w:szCs w:val="20"/>
+        </w:rPr>
+        <w:t xml:space="preserve">   Date</w:t>
       </w:r>
       <w:r>
         <w:rPr>
@@ -1713,25 +1736,7 @@
         <w:rPr>
           <w:rFonts w:ascii="Avenir Next" w:hAnsi="Avenir Next" w:cs="Avenir Next" w:eastAsia="Avenir Next"/>
           <w:color w:val="1A1A1A"/>
-          <w:sz w:val="20"/>
-          <w:szCs w:val="20"/>
-        </w:rPr>
-        <w:t xml:space="preserve">   Date</w:t>
-      </w:r>
-      <w:r>
-        <w:rPr>
-          <w:rFonts w:ascii="Avenir Next" w:hAnsi="Avenir Next" w:cs="Avenir Next" w:eastAsia="Avenir Next"/>
-          <w:color w:val="1A1A1A"/>
-          <w:sz w:val="20"/>
-          <w:szCs w:val="20"/>
-        </w:rPr>
-        <w:tab/>
-      </w:r>
-      <w:r>
-        <w:rPr>
-          <w:rFonts w:ascii="Avenir Next" w:hAnsi="Avenir Next" w:cs="Avenir Next" w:eastAsia="Avenir Next"/>
-          <w:color w:val="1A1A1A"/>
-          <w:sz w:val="20"/>
+          <w:sz w:val="22"/>
           <w:szCs w:val="20"/>
         </w:rPr>
         <w:t xml:space="preserve">   Period</w:t>
@@ -1758,7 +1763,7 @@
           <w:caps/>
           <w:color w:val="003A70"/>
           <w:spacing w:val="12"/>
-          <w:sz w:val="19"/>
+          <w:sz w:val="22"/>
           <w:szCs w:val="19"/>
         </w:rPr>
         <w:t xml:space="preserve">Lesson 6-2  ·  Homework Packet  ·  Sheet 2 of 2</w:t>
@@ -1766,6 +1771,7 @@
     </w:p>
     <w:p>
       <w:pPr>
+        <w:pStyle w:val="Heading1"/>
         <w:keepNext/>
         <w:spacing w:before="0" w:after="0" w:line="240" w:lineRule="auto"/>
       </w:pPr>
@@ -1791,7 +1797,7 @@
         <w:rPr>
           <w:rFonts w:ascii="Avenir Next" w:hAnsi="Avenir Next" w:cs="Avenir Next" w:eastAsia="Avenir Next"/>
           <w:color w:val="5A5F66"/>
-          <w:sz w:val="17"/>
+          <w:sz w:val="22"/>
           <w:szCs w:val="17"/>
         </w:rPr>
         <w:t xml:space="preserve">Maryland Standard 6.NS.A.1   ·   Learning target — I can divide mixed numbers by writing them as improper fractions first.</w:t>
@@ -1838,6 +1844,7 @@
           </w:tcPr>
           <w:p>
             <w:pPr>
+              <w:pStyle w:val="Heading2"/>
               <w:spacing w:before="0" w:after="0" w:line="240" w:lineRule="auto"/>
             </w:pPr>
             <w:r>
@@ -1865,44 +1872,44 @@
                 <w:rFonts w:ascii="Avenir Next" w:hAnsi="Avenir Next" w:cs="Avenir Next" w:eastAsia="Avenir Next"/>
                 <w:b/>
                 <w:color w:val="003A70"/>
+                <w:sz w:val="22"/>
+                <w:szCs w:val="18"/>
+              </w:rPr>
+              <w:t xml:space="preserve">•</w:t>
+            </w:r>
+            <w:r>
+              <w:rPr>
+                <w:rFonts w:ascii="Avenir Next" w:hAnsi="Avenir Next" w:cs="Avenir Next" w:eastAsia="Avenir Next"/>
+                <w:color w:val="1A1A1A"/>
                 <w:sz w:val="18"/>
                 <w:szCs w:val="18"/>
               </w:rPr>
-              <w:t xml:space="preserve">•</w:t>
-            </w:r>
-            <w:r>
-              <w:rPr>
-                <w:rFonts w:ascii="Avenir Next" w:hAnsi="Avenir Next" w:cs="Avenir Next" w:eastAsia="Avenir Next"/>
-                <w:color w:val="1A1A1A"/>
-                <w:sz w:val="18"/>
+              <w:tab/>
+            </w:r>
+            <w:r>
+              <w:rPr>
+                <w:rFonts w:ascii="Avenir Next" w:hAnsi="Avenir Next" w:cs="Avenir Next" w:eastAsia="Avenir Next"/>
+                <w:color w:val="1A1A1A"/>
+                <w:sz w:val="22"/>
                 <w:szCs w:val="18"/>
               </w:rPr>
-              <w:tab/>
-            </w:r>
-            <w:r>
-              <w:rPr>
-                <w:rFonts w:ascii="Avenir Next" w:hAnsi="Avenir Next" w:cs="Avenir Next" w:eastAsia="Avenir Next"/>
-                <w:color w:val="1A1A1A"/>
-                <w:sz w:val="18"/>
+              <w:t xml:space="preserve">Write each mixed number as an </w:t>
+            </w:r>
+            <w:r>
+              <w:rPr>
+                <w:rFonts w:ascii="Avenir Next" w:hAnsi="Avenir Next" w:cs="Avenir Next" w:eastAsia="Avenir Next"/>
+                <w:b/>
+                <w:color w:val="1A1A1A"/>
+                <w:sz w:val="22"/>
                 <w:szCs w:val="18"/>
               </w:rPr>
-              <w:t xml:space="preserve">Write each mixed number as an </w:t>
-            </w:r>
-            <w:r>
-              <w:rPr>
-                <w:rFonts w:ascii="Avenir Next" w:hAnsi="Avenir Next" w:cs="Avenir Next" w:eastAsia="Avenir Next"/>
-                <w:b/>
-                <w:color w:val="1A1A1A"/>
-                <w:sz w:val="18"/>
-                <w:szCs w:val="18"/>
-              </w:rPr>
               <w:t xml:space="preserve">improper fraction</w:t>
             </w:r>
             <w:r>
               <w:rPr>
                 <w:rFonts w:ascii="Avenir Next" w:hAnsi="Avenir Next" w:cs="Avenir Next" w:eastAsia="Avenir Next"/>
                 <w:color w:val="1A1A1A"/>
-                <w:sz w:val="18"/>
+                <w:sz w:val="22"/>
                 <w:szCs w:val="18"/>
               </w:rPr>
               <w:t xml:space="preserve">: 2 3/4 = 11/4.</w:t>
@@ -1921,44 +1928,44 @@
                 <w:rFonts w:ascii="Avenir Next" w:hAnsi="Avenir Next" w:cs="Avenir Next" w:eastAsia="Avenir Next"/>
                 <w:b/>
                 <w:color w:val="003A70"/>
+                <w:sz w:val="22"/>
+                <w:szCs w:val="18"/>
+              </w:rPr>
+              <w:t xml:space="preserve">•</w:t>
+            </w:r>
+            <w:r>
+              <w:rPr>
+                <w:rFonts w:ascii="Avenir Next" w:hAnsi="Avenir Next" w:cs="Avenir Next" w:eastAsia="Avenir Next"/>
+                <w:color w:val="1A1A1A"/>
                 <w:sz w:val="18"/>
                 <w:szCs w:val="18"/>
               </w:rPr>
-              <w:t xml:space="preserve">•</w:t>
-            </w:r>
-            <w:r>
-              <w:rPr>
-                <w:rFonts w:ascii="Avenir Next" w:hAnsi="Avenir Next" w:cs="Avenir Next" w:eastAsia="Avenir Next"/>
-                <w:color w:val="1A1A1A"/>
-                <w:sz w:val="18"/>
+              <w:tab/>
+            </w:r>
+            <w:r>
+              <w:rPr>
+                <w:rFonts w:ascii="Avenir Next" w:hAnsi="Avenir Next" w:cs="Avenir Next" w:eastAsia="Avenir Next"/>
+                <w:color w:val="1A1A1A"/>
+                <w:sz w:val="22"/>
                 <w:szCs w:val="18"/>
               </w:rPr>
-              <w:tab/>
-            </w:r>
-            <w:r>
-              <w:rPr>
-                <w:rFonts w:ascii="Avenir Next" w:hAnsi="Avenir Next" w:cs="Avenir Next" w:eastAsia="Avenir Next"/>
-                <w:color w:val="1A1A1A"/>
-                <w:sz w:val="18"/>
+              <w:t xml:space="preserve">Then multiply by the </w:t>
+            </w:r>
+            <w:r>
+              <w:rPr>
+                <w:rFonts w:ascii="Avenir Next" w:hAnsi="Avenir Next" w:cs="Avenir Next" w:eastAsia="Avenir Next"/>
+                <w:b/>
+                <w:color w:val="1A1A1A"/>
+                <w:sz w:val="22"/>
                 <w:szCs w:val="18"/>
               </w:rPr>
-              <w:t xml:space="preserve">Then multiply by the </w:t>
-            </w:r>
-            <w:r>
-              <w:rPr>
-                <w:rFonts w:ascii="Avenir Next" w:hAnsi="Avenir Next" w:cs="Avenir Next" w:eastAsia="Avenir Next"/>
-                <w:b/>
-                <w:color w:val="1A1A1A"/>
-                <w:sz w:val="18"/>
-                <w:szCs w:val="18"/>
-              </w:rPr>
               <w:t xml:space="preserve">reciprocal</w:t>
             </w:r>
             <w:r>
               <w:rPr>
                 <w:rFonts w:ascii="Avenir Next" w:hAnsi="Avenir Next" w:cs="Avenir Next" w:eastAsia="Avenir Next"/>
                 <w:color w:val="1A1A1A"/>
-                <w:sz w:val="18"/>
+                <w:sz w:val="22"/>
                 <w:szCs w:val="18"/>
               </w:rPr>
               <w:t xml:space="preserve"> of the divisor.</w:t>
@@ -1977,25 +1984,25 @@
                 <w:rFonts w:ascii="Avenir Next" w:hAnsi="Avenir Next" w:cs="Avenir Next" w:eastAsia="Avenir Next"/>
                 <w:b/>
                 <w:color w:val="003A70"/>
+                <w:sz w:val="22"/>
+                <w:szCs w:val="18"/>
+              </w:rPr>
+              <w:t xml:space="preserve">•</w:t>
+            </w:r>
+            <w:r>
+              <w:rPr>
+                <w:rFonts w:ascii="Avenir Next" w:hAnsi="Avenir Next" w:cs="Avenir Next" w:eastAsia="Avenir Next"/>
+                <w:color w:val="1A1A1A"/>
                 <w:sz w:val="18"/>
                 <w:szCs w:val="18"/>
               </w:rPr>
-              <w:t xml:space="preserve">•</w:t>
-            </w:r>
-            <w:r>
-              <w:rPr>
-                <w:rFonts w:ascii="Avenir Next" w:hAnsi="Avenir Next" w:cs="Avenir Next" w:eastAsia="Avenir Next"/>
-                <w:color w:val="1A1A1A"/>
-                <w:sz w:val="18"/>
-                <w:szCs w:val="18"/>
-              </w:rPr>
               <w:tab/>
             </w:r>
             <w:r>
               <w:rPr>
                 <w:rFonts w:ascii="Avenir Next" w:hAnsi="Avenir Next" w:cs="Avenir Next" w:eastAsia="Avenir Next"/>
                 <w:color w:val="1A1A1A"/>
-                <w:sz w:val="18"/>
+                <w:sz w:val="22"/>
                 <w:szCs w:val="18"/>
               </w:rPr>
               <w:t xml:space="preserve">Simplify. Write an improper answer as a mixed number.</w:t>
@@ -2010,6 +2017,7 @@
           </w:tcPr>
           <w:p>
             <w:pPr>
+              <w:pStyle w:val="Heading2"/>
               <w:spacing w:before="0" w:after="0" w:line="240" w:lineRule="auto"/>
             </w:pPr>
             <w:r>
@@ -2032,7 +2040,7 @@
               <w:rPr>
                 <w:rFonts w:ascii="Avenir Next" w:hAnsi="Avenir Next" w:cs="Avenir Next" w:eastAsia="Avenir Next"/>
                 <w:color w:val="1A1A1A"/>
-                <w:sz w:val="17"/>
+                <w:sz w:val="22"/>
                 <w:szCs w:val="17"/>
               </w:rPr>
               <w:t xml:space="preserve">A board is 5 1/4 feet long. How many 3/4-foot pieces can be cut?</w:t>
@@ -2051,25 +2059,25 @@
                 <w:rFonts w:ascii="Avenir Next" w:hAnsi="Avenir Next" w:cs="Avenir Next" w:eastAsia="Avenir Next"/>
                 <w:b/>
                 <w:color w:val="003A70"/>
+                <w:sz w:val="22"/>
+                <w:szCs w:val="17"/>
+              </w:rPr>
+              <w:t xml:space="preserve">Step 1</w:t>
+            </w:r>
+            <w:r>
+              <w:rPr>
+                <w:rFonts w:ascii="Avenir Next" w:hAnsi="Avenir Next" w:cs="Avenir Next" w:eastAsia="Avenir Next"/>
+                <w:color w:val="1A1A1A"/>
                 <w:sz w:val="17"/>
                 <w:szCs w:val="17"/>
               </w:rPr>
-              <w:t xml:space="preserve">Step 1</w:t>
-            </w:r>
-            <w:r>
-              <w:rPr>
-                <w:rFonts w:ascii="Avenir Next" w:hAnsi="Avenir Next" w:cs="Avenir Next" w:eastAsia="Avenir Next"/>
-                <w:color w:val="1A1A1A"/>
-                <w:sz w:val="17"/>
-                <w:szCs w:val="17"/>
-              </w:rPr>
               <w:tab/>
             </w:r>
             <w:r>
               <w:rPr>
                 <w:rFonts w:ascii="Avenir Next" w:hAnsi="Avenir Next" w:cs="Avenir Next" w:eastAsia="Avenir Next"/>
                 <w:color w:val="1A1A1A"/>
-                <w:sz w:val="17"/>
+                <w:sz w:val="22"/>
                 <w:szCs w:val="17"/>
               </w:rPr>
               <w:t xml:space="preserve">5 1/4 = 21/4, so 21/4 ÷ 3/4 = 21/4 × 4/3</w:t>
@@ -2088,25 +2096,25 @@
                 <w:rFonts w:ascii="Avenir Next" w:hAnsi="Avenir Next" w:cs="Avenir Next" w:eastAsia="Avenir Next"/>
                 <w:b/>
                 <w:color w:val="003A70"/>
+                <w:sz w:val="22"/>
+                <w:szCs w:val="17"/>
+              </w:rPr>
+              <w:t xml:space="preserve">Step 2</w:t>
+            </w:r>
+            <w:r>
+              <w:rPr>
+                <w:rFonts w:ascii="Avenir Next" w:hAnsi="Avenir Next" w:cs="Avenir Next" w:eastAsia="Avenir Next"/>
+                <w:color w:val="1A1A1A"/>
                 <w:sz w:val="17"/>
                 <w:szCs w:val="17"/>
               </w:rPr>
-              <w:t xml:space="preserve">Step 2</w:t>
-            </w:r>
-            <w:r>
-              <w:rPr>
-                <w:rFonts w:ascii="Avenir Next" w:hAnsi="Avenir Next" w:cs="Avenir Next" w:eastAsia="Avenir Next"/>
-                <w:color w:val="1A1A1A"/>
-                <w:sz w:val="17"/>
-                <w:szCs w:val="17"/>
-              </w:rPr>
               <w:tab/>
             </w:r>
             <w:r>
               <w:rPr>
                 <w:rFonts w:ascii="Avenir Next" w:hAnsi="Avenir Next" w:cs="Avenir Next" w:eastAsia="Avenir Next"/>
                 <w:color w:val="1A1A1A"/>
-                <w:sz w:val="17"/>
+                <w:sz w:val="22"/>
                 <w:szCs w:val="17"/>
               </w:rPr>
               <w:t xml:space="preserve">Multiply and simplify: 84/12 = 7</w:t>
@@ -2125,18 +2133,18 @@
                 <w:rFonts w:ascii="Avenir Next" w:hAnsi="Avenir Next" w:cs="Avenir Next" w:eastAsia="Avenir Next"/>
                 <w:b/>
                 <w:color w:val="1A1A1A"/>
+                <w:sz w:val="22"/>
+                <w:szCs w:val="17"/>
+              </w:rPr>
+              <w:t xml:space="preserve">Answer</w:t>
+            </w:r>
+            <w:r>
+              <w:rPr>
+                <w:rFonts w:ascii="Avenir Next" w:hAnsi="Avenir Next" w:cs="Avenir Next" w:eastAsia="Avenir Next"/>
+                <w:color w:val="1A1A1A"/>
                 <w:sz w:val="17"/>
                 <w:szCs w:val="17"/>
               </w:rPr>
-              <w:t xml:space="preserve">Answer</w:t>
-            </w:r>
-            <w:r>
-              <w:rPr>
-                <w:rFonts w:ascii="Avenir Next" w:hAnsi="Avenir Next" w:cs="Avenir Next" w:eastAsia="Avenir Next"/>
-                <w:color w:val="1A1A1A"/>
-                <w:sz w:val="17"/>
-                <w:szCs w:val="17"/>
-              </w:rPr>
               <w:tab/>
             </w:r>
             <w:r>
@@ -2144,7 +2152,7 @@
                 <w:rFonts w:ascii="Avenir Next" w:hAnsi="Avenir Next" w:cs="Avenir Next" w:eastAsia="Avenir Next"/>
                 <w:b/>
                 <w:color w:val="1A1A1A"/>
-                <w:sz w:val="17"/>
+                <w:sz w:val="22"/>
                 <w:szCs w:val="17"/>
               </w:rPr>
               <w:t xml:space="preserve">7 pieces</w:t>
@@ -2155,6 +2163,7 @@
     </w:tbl>
     <w:p>
       <w:pPr>
+        <w:pStyle w:val="Heading2"/>
         <w:keepNext/>
         <w:pBdr>
           <w:bottom w:val="single" w:sz="8" w:space="3" w:color="003A70"/>
@@ -2170,7 +2179,7 @@
           <w:b/>
           <w:color w:val="003A70"/>
           <w:spacing w:val="14"/>
-          <w:sz w:val="19"/>
+          <w:sz w:val="22"/>
           <w:szCs w:val="19"/>
         </w:rPr>
         <w:t xml:space="preserve">PRACTICE</w:t>
@@ -2189,7 +2198,7 @@
           <w:rFonts w:ascii="Avenir Next" w:hAnsi="Avenir Next" w:cs="Avenir Next" w:eastAsia="Avenir Next"/>
           <w:i/>
           <w:color w:val="5A5F66"/>
-          <w:sz w:val="17"/>
+          <w:sz w:val="22"/>
           <w:szCs w:val="17"/>
         </w:rPr>
         <w:t xml:space="preserve">show your work · label units</w:t>
@@ -2209,25 +2218,25 @@
           <w:rFonts w:ascii="Avenir Next" w:hAnsi="Avenir Next" w:cs="Avenir Next" w:eastAsia="Avenir Next"/>
           <w:b/>
           <w:color w:val="1A1A1A"/>
+          <w:sz w:val="22"/>
+          <w:szCs w:val="20"/>
+        </w:rPr>
+        <w:t xml:space="preserve">1.</w:t>
+      </w:r>
+      <w:r>
+        <w:rPr>
+          <w:rFonts w:ascii="Avenir Next" w:hAnsi="Avenir Next" w:cs="Avenir Next" w:eastAsia="Avenir Next"/>
+          <w:color w:val="1A1A1A"/>
           <w:sz w:val="20"/>
           <w:szCs w:val="20"/>
         </w:rPr>
-        <w:t xml:space="preserve">1.</w:t>
-      </w:r>
-      <w:r>
-        <w:rPr>
-          <w:rFonts w:ascii="Avenir Next" w:hAnsi="Avenir Next" w:cs="Avenir Next" w:eastAsia="Avenir Next"/>
-          <w:color w:val="1A1A1A"/>
-          <w:sz w:val="20"/>
-          <w:szCs w:val="20"/>
-        </w:rPr>
         <w:tab/>
       </w:r>
       <w:r>
         <w:rPr>
           <w:rFonts w:ascii="Avenir Next" w:hAnsi="Avenir Next" w:cs="Avenir Next" w:eastAsia="Avenir Next"/>
           <w:color w:val="1A1A1A"/>
-          <w:sz w:val="20"/>
+          <w:sz w:val="22"/>
           <w:szCs w:val="20"/>
         </w:rPr>
         <w:t xml:space="preserve">Divide. Write each quotient in simplest form.</w:t>
@@ -2283,25 +2292,25 @@
                 <w:rFonts w:ascii="Avenir Next" w:hAnsi="Avenir Next" w:cs="Avenir Next" w:eastAsia="Avenir Next"/>
                 <w:b/>
                 <w:color w:val="003A70"/>
+                <w:sz w:val="22"/>
+                <w:szCs w:val="20"/>
+              </w:rPr>
+              <w:t xml:space="preserve">a.</w:t>
+            </w:r>
+            <w:r>
+              <w:rPr>
+                <w:rFonts w:ascii="Avenir Next" w:hAnsi="Avenir Next" w:cs="Avenir Next" w:eastAsia="Avenir Next"/>
+                <w:color w:val="1A1A1A"/>
                 <w:sz w:val="20"/>
                 <w:szCs w:val="20"/>
               </w:rPr>
-              <w:t xml:space="preserve">a.</w:t>
-            </w:r>
-            <w:r>
-              <w:rPr>
-                <w:rFonts w:ascii="Avenir Next" w:hAnsi="Avenir Next" w:cs="Avenir Next" w:eastAsia="Avenir Next"/>
-                <w:color w:val="1A1A1A"/>
-                <w:sz w:val="20"/>
-                <w:szCs w:val="20"/>
-              </w:rPr>
               <w:tab/>
             </w:r>
             <w:r>
               <w:rPr>
                 <w:rFonts w:ascii="Avenir Next" w:hAnsi="Avenir Next" w:cs="Avenir Next" w:eastAsia="Avenir Next"/>
                 <w:color w:val="1A1A1A"/>
-                <w:sz w:val="20"/>
+                <w:sz w:val="22"/>
                 <w:szCs w:val="20"/>
               </w:rPr>
               <w:t xml:space="preserve">4 1/2 ÷ 3/4 =</w:t>
@@ -2345,25 +2354,25 @@
                 <w:rFonts w:ascii="Avenir Next" w:hAnsi="Avenir Next" w:cs="Avenir Next" w:eastAsia="Avenir Next"/>
                 <w:b/>
                 <w:color w:val="003A70"/>
+                <w:sz w:val="22"/>
+                <w:szCs w:val="20"/>
+              </w:rPr>
+              <w:t xml:space="preserve">b.</w:t>
+            </w:r>
+            <w:r>
+              <w:rPr>
+                <w:rFonts w:ascii="Avenir Next" w:hAnsi="Avenir Next" w:cs="Avenir Next" w:eastAsia="Avenir Next"/>
+                <w:color w:val="1A1A1A"/>
                 <w:sz w:val="20"/>
                 <w:szCs w:val="20"/>
               </w:rPr>
-              <w:t xml:space="preserve">b.</w:t>
-            </w:r>
-            <w:r>
-              <w:rPr>
-                <w:rFonts w:ascii="Avenir Next" w:hAnsi="Avenir Next" w:cs="Avenir Next" w:eastAsia="Avenir Next"/>
-                <w:color w:val="1A1A1A"/>
-                <w:sz w:val="20"/>
-                <w:szCs w:val="20"/>
-              </w:rPr>
               <w:tab/>
             </w:r>
             <w:r>
               <w:rPr>
                 <w:rFonts w:ascii="Avenir Next" w:hAnsi="Avenir Next" w:cs="Avenir Next" w:eastAsia="Avenir Next"/>
                 <w:color w:val="1A1A1A"/>
-                <w:sz w:val="20"/>
+                <w:sz w:val="22"/>
                 <w:szCs w:val="20"/>
               </w:rPr>
               <w:t xml:space="preserve">3 1/3 ÷ 5/6 =</w:t>
@@ -2407,25 +2416,25 @@
                 <w:rFonts w:ascii="Avenir Next" w:hAnsi="Avenir Next" w:cs="Avenir Next" w:eastAsia="Avenir Next"/>
                 <w:b/>
                 <w:color w:val="003A70"/>
+                <w:sz w:val="22"/>
+                <w:szCs w:val="20"/>
+              </w:rPr>
+              <w:t xml:space="preserve">c.</w:t>
+            </w:r>
+            <w:r>
+              <w:rPr>
+                <w:rFonts w:ascii="Avenir Next" w:hAnsi="Avenir Next" w:cs="Avenir Next" w:eastAsia="Avenir Next"/>
+                <w:color w:val="1A1A1A"/>
                 <w:sz w:val="20"/>
                 <w:szCs w:val="20"/>
               </w:rPr>
-              <w:t xml:space="preserve">c.</w:t>
-            </w:r>
-            <w:r>
-              <w:rPr>
-                <w:rFonts w:ascii="Avenir Next" w:hAnsi="Avenir Next" w:cs="Avenir Next" w:eastAsia="Avenir Next"/>
-                <w:color w:val="1A1A1A"/>
-                <w:sz w:val="20"/>
-                <w:szCs w:val="20"/>
-              </w:rPr>
               <w:tab/>
             </w:r>
             <w:r>
               <w:rPr>
                 <w:rFonts w:ascii="Avenir Next" w:hAnsi="Avenir Next" w:cs="Avenir Next" w:eastAsia="Avenir Next"/>
                 <w:color w:val="1A1A1A"/>
-                <w:sz w:val="20"/>
+                <w:sz w:val="22"/>
                 <w:szCs w:val="20"/>
               </w:rPr>
               <w:t xml:space="preserve">2 1/4 ÷ 1 1/2 =</w:t>
@@ -2475,25 +2484,25 @@
                 <w:rFonts w:ascii="Avenir Next" w:hAnsi="Avenir Next" w:cs="Avenir Next" w:eastAsia="Avenir Next"/>
                 <w:b/>
                 <w:color w:val="003A70"/>
+                <w:sz w:val="22"/>
+                <w:szCs w:val="20"/>
+              </w:rPr>
+              <w:t xml:space="preserve">d.</w:t>
+            </w:r>
+            <w:r>
+              <w:rPr>
+                <w:rFonts w:ascii="Avenir Next" w:hAnsi="Avenir Next" w:cs="Avenir Next" w:eastAsia="Avenir Next"/>
+                <w:color w:val="1A1A1A"/>
                 <w:sz w:val="20"/>
                 <w:szCs w:val="20"/>
               </w:rPr>
-              <w:t xml:space="preserve">d.</w:t>
-            </w:r>
-            <w:r>
-              <w:rPr>
-                <w:rFonts w:ascii="Avenir Next" w:hAnsi="Avenir Next" w:cs="Avenir Next" w:eastAsia="Avenir Next"/>
-                <w:color w:val="1A1A1A"/>
-                <w:sz w:val="20"/>
-                <w:szCs w:val="20"/>
-              </w:rPr>
               <w:tab/>
             </w:r>
             <w:r>
               <w:rPr>
                 <w:rFonts w:ascii="Avenir Next" w:hAnsi="Avenir Next" w:cs="Avenir Next" w:eastAsia="Avenir Next"/>
                 <w:color w:val="1A1A1A"/>
-                <w:sz w:val="20"/>
+                <w:sz w:val="22"/>
                 <w:szCs w:val="20"/>
               </w:rPr>
               <w:t xml:space="preserve">6 ÷ 1 1/3 =</w:t>
@@ -2537,25 +2546,25 @@
                 <w:rFonts w:ascii="Avenir Next" w:hAnsi="Avenir Next" w:cs="Avenir Next" w:eastAsia="Avenir Next"/>
                 <w:b/>
                 <w:color w:val="003A70"/>
+                <w:sz w:val="22"/>
+                <w:szCs w:val="20"/>
+              </w:rPr>
+              <w:t xml:space="preserve">e.</w:t>
+            </w:r>
+            <w:r>
+              <w:rPr>
+                <w:rFonts w:ascii="Avenir Next" w:hAnsi="Avenir Next" w:cs="Avenir Next" w:eastAsia="Avenir Next"/>
+                <w:color w:val="1A1A1A"/>
                 <w:sz w:val="20"/>
                 <w:szCs w:val="20"/>
               </w:rPr>
-              <w:t xml:space="preserve">e.</w:t>
-            </w:r>
-            <w:r>
-              <w:rPr>
-                <w:rFonts w:ascii="Avenir Next" w:hAnsi="Avenir Next" w:cs="Avenir Next" w:eastAsia="Avenir Next"/>
-                <w:color w:val="1A1A1A"/>
-                <w:sz w:val="20"/>
-                <w:szCs w:val="20"/>
-              </w:rPr>
               <w:tab/>
             </w:r>
             <w:r>
               <w:rPr>
                 <w:rFonts w:ascii="Avenir Next" w:hAnsi="Avenir Next" w:cs="Avenir Next" w:eastAsia="Avenir Next"/>
                 <w:color w:val="1A1A1A"/>
-                <w:sz w:val="20"/>
+                <w:sz w:val="22"/>
                 <w:szCs w:val="20"/>
               </w:rPr>
               <w:t xml:space="preserve">5 5/6 ÷ 1 1/6 =</w:t>
@@ -2599,25 +2608,25 @@
                 <w:rFonts w:ascii="Avenir Next" w:hAnsi="Avenir Next" w:cs="Avenir Next" w:eastAsia="Avenir Next"/>
                 <w:b/>
                 <w:color w:val="003A70"/>
+                <w:sz w:val="22"/>
+                <w:szCs w:val="20"/>
+              </w:rPr>
+              <w:t xml:space="preserve">f.</w:t>
+            </w:r>
+            <w:r>
+              <w:rPr>
+                <w:rFonts w:ascii="Avenir Next" w:hAnsi="Avenir Next" w:cs="Avenir Next" w:eastAsia="Avenir Next"/>
+                <w:color w:val="1A1A1A"/>
                 <w:sz w:val="20"/>
                 <w:szCs w:val="20"/>
               </w:rPr>
-              <w:t xml:space="preserve">f.</w:t>
-            </w:r>
-            <w:r>
-              <w:rPr>
-                <w:rFonts w:ascii="Avenir Next" w:hAnsi="Avenir Next" w:cs="Avenir Next" w:eastAsia="Avenir Next"/>
-                <w:color w:val="1A1A1A"/>
-                <w:sz w:val="20"/>
-                <w:szCs w:val="20"/>
-              </w:rPr>
               <w:tab/>
             </w:r>
             <w:r>
               <w:rPr>
                 <w:rFonts w:ascii="Avenir Next" w:hAnsi="Avenir Next" w:cs="Avenir Next" w:eastAsia="Avenir Next"/>
                 <w:color w:val="1A1A1A"/>
-                <w:sz w:val="20"/>
+                <w:sz w:val="22"/>
                 <w:szCs w:val="20"/>
               </w:rPr>
               <w:t xml:space="preserve">1 7/8 ÷ 2 1/2 =</w:t>
@@ -2664,25 +2673,25 @@
           <w:rFonts w:ascii="Avenir Next" w:hAnsi="Avenir Next" w:cs="Avenir Next" w:eastAsia="Avenir Next"/>
           <w:b/>
           <w:color w:val="1A1A1A"/>
+          <w:sz w:val="22"/>
+          <w:szCs w:val="20"/>
+        </w:rPr>
+        <w:t xml:space="preserve">2.</w:t>
+      </w:r>
+      <w:r>
+        <w:rPr>
+          <w:rFonts w:ascii="Avenir Next" w:hAnsi="Avenir Next" w:cs="Avenir Next" w:eastAsia="Avenir Next"/>
+          <w:color w:val="1A1A1A"/>
           <w:sz w:val="20"/>
           <w:szCs w:val="20"/>
         </w:rPr>
-        <w:t xml:space="preserve">2.</w:t>
-      </w:r>
-      <w:r>
-        <w:rPr>
-          <w:rFonts w:ascii="Avenir Next" w:hAnsi="Avenir Next" w:cs="Avenir Next" w:eastAsia="Avenir Next"/>
-          <w:color w:val="1A1A1A"/>
-          <w:sz w:val="20"/>
-          <w:szCs w:val="20"/>
-        </w:rPr>
         <w:tab/>
       </w:r>
       <w:r>
         <w:rPr>
           <w:rFonts w:ascii="Avenir Next" w:hAnsi="Avenir Next" w:cs="Avenir Next" w:eastAsia="Avenir Next"/>
           <w:color w:val="1A1A1A"/>
-          <w:sz w:val="20"/>
+          <w:sz w:val="22"/>
           <w:szCs w:val="20"/>
         </w:rPr>
         <w:t xml:space="preserve">Write each mixed number as an improper fraction.</w:t>
@@ -2737,25 +2746,25 @@
                 <w:rFonts w:ascii="Avenir Next" w:hAnsi="Avenir Next" w:cs="Avenir Next" w:eastAsia="Avenir Next"/>
                 <w:b/>
                 <w:color w:val="003A70"/>
+                <w:sz w:val="22"/>
+                <w:szCs w:val="20"/>
+              </w:rPr>
+              <w:t xml:space="preserve">a.</w:t>
+            </w:r>
+            <w:r>
+              <w:rPr>
+                <w:rFonts w:ascii="Avenir Next" w:hAnsi="Avenir Next" w:cs="Avenir Next" w:eastAsia="Avenir Next"/>
+                <w:color w:val="1A1A1A"/>
                 <w:sz w:val="20"/>
                 <w:szCs w:val="20"/>
               </w:rPr>
-              <w:t xml:space="preserve">a.</w:t>
-            </w:r>
-            <w:r>
-              <w:rPr>
-                <w:rFonts w:ascii="Avenir Next" w:hAnsi="Avenir Next" w:cs="Avenir Next" w:eastAsia="Avenir Next"/>
-                <w:color w:val="1A1A1A"/>
-                <w:sz w:val="20"/>
-                <w:szCs w:val="20"/>
-              </w:rPr>
               <w:tab/>
             </w:r>
             <w:r>
               <w:rPr>
                 <w:rFonts w:ascii="Avenir Next" w:hAnsi="Avenir Next" w:cs="Avenir Next" w:eastAsia="Avenir Next"/>
                 <w:color w:val="1A1A1A"/>
-                <w:sz w:val="20"/>
+                <w:sz w:val="22"/>
                 <w:szCs w:val="20"/>
               </w:rPr>
               <w:t xml:space="preserve">3 2/5 =</w:t>
@@ -2799,25 +2808,25 @@
                 <w:rFonts w:ascii="Avenir Next" w:hAnsi="Avenir Next" w:cs="Avenir Next" w:eastAsia="Avenir Next"/>
                 <w:b/>
                 <w:color w:val="003A70"/>
+                <w:sz w:val="22"/>
+                <w:szCs w:val="20"/>
+              </w:rPr>
+              <w:t xml:space="preserve">b.</w:t>
+            </w:r>
+            <w:r>
+              <w:rPr>
+                <w:rFonts w:ascii="Avenir Next" w:hAnsi="Avenir Next" w:cs="Avenir Next" w:eastAsia="Avenir Next"/>
+                <w:color w:val="1A1A1A"/>
                 <w:sz w:val="20"/>
                 <w:szCs w:val="20"/>
               </w:rPr>
-              <w:t xml:space="preserve">b.</w:t>
-            </w:r>
-            <w:r>
-              <w:rPr>
-                <w:rFonts w:ascii="Avenir Next" w:hAnsi="Avenir Next" w:cs="Avenir Next" w:eastAsia="Avenir Next"/>
-                <w:color w:val="1A1A1A"/>
-                <w:sz w:val="20"/>
-                <w:szCs w:val="20"/>
-              </w:rPr>
               <w:tab/>
             </w:r>
             <w:r>
               <w:rPr>
                 <w:rFonts w:ascii="Avenir Next" w:hAnsi="Avenir Next" w:cs="Avenir Next" w:eastAsia="Avenir Next"/>
                 <w:color w:val="1A1A1A"/>
-                <w:sz w:val="20"/>
+                <w:sz w:val="22"/>
                 <w:szCs w:val="20"/>
               </w:rPr>
               <w:t xml:space="preserve">4 5/6 =</w:t>
@@ -2864,18 +2873,18 @@
           <w:rFonts w:ascii="Avenir Next" w:hAnsi="Avenir Next" w:cs="Avenir Next" w:eastAsia="Avenir Next"/>
           <w:b/>
           <w:color w:val="1A1A1A"/>
+          <w:sz w:val="22"/>
+          <w:szCs w:val="20"/>
+        </w:rPr>
+        <w:t xml:space="preserve">3.</w:t>
+      </w:r>
+      <w:r>
+        <w:rPr>
+          <w:rFonts w:ascii="Avenir Next" w:hAnsi="Avenir Next" w:cs="Avenir Next" w:eastAsia="Avenir Next"/>
+          <w:color w:val="1A1A1A"/>
           <w:sz w:val="20"/>
           <w:szCs w:val="20"/>
         </w:rPr>
-        <w:t xml:space="preserve">3.</w:t>
-      </w:r>
-      <w:r>
-        <w:rPr>
-          <w:rFonts w:ascii="Avenir Next" w:hAnsi="Avenir Next" w:cs="Avenir Next" w:eastAsia="Avenir Next"/>
-          <w:color w:val="1A1A1A"/>
-          <w:sz w:val="20"/>
-          <w:szCs w:val="20"/>
-        </w:rPr>
         <w:tab/>
       </w:r>
       <w:r>
@@ -2883,7 +2892,7 @@
           <w:rFonts w:ascii="Avenir Next" w:hAnsi="Avenir Next" w:cs="Avenir Next" w:eastAsia="Avenir Next"/>
           <w:b/>
           <w:color w:val="1A1A1A"/>
-          <w:sz w:val="20"/>
+          <w:sz w:val="22"/>
           <w:szCs w:val="20"/>
         </w:rPr>
         <w:t xml:space="preserve">Soup Bowls.  </w:t>
@@ -2892,7 +2901,7 @@
         <w:rPr>
           <w:rFonts w:ascii="Avenir Next" w:hAnsi="Avenir Next" w:cs="Avenir Next" w:eastAsia="Avenir Next"/>
           <w:color w:val="1A1A1A"/>
-          <w:sz w:val="20"/>
+          <w:sz w:val="22"/>
           <w:szCs w:val="20"/>
         </w:rPr>
         <w:t xml:space="preserve">A pot holds 8 3/4 cups of soup. Each bowl holds 1 1/2 cups. How many bowls can be filled completely? How much soup is left over?</w:t>
@@ -2969,7 +2978,7 @@
           <w:rFonts w:ascii="Avenir Next" w:hAnsi="Avenir Next" w:cs="Avenir Next" w:eastAsia="Avenir Next"/>
           <w:b/>
           <w:color w:val="1A1A1A"/>
-          <w:sz w:val="18"/>
+          <w:sz w:val="22"/>
           <w:szCs w:val="18"/>
         </w:rPr>
         <w:t xml:space="preserve">Answer</w:t>
@@ -3003,18 +3012,18 @@
           <w:rFonts w:ascii="Avenir Next" w:hAnsi="Avenir Next" w:cs="Avenir Next" w:eastAsia="Avenir Next"/>
           <w:b/>
           <w:color w:val="1A1A1A"/>
+          <w:sz w:val="22"/>
+          <w:szCs w:val="20"/>
+        </w:rPr>
+        <w:t xml:space="preserve">4.</w:t>
+      </w:r>
+      <w:r>
+        <w:rPr>
+          <w:rFonts w:ascii="Avenir Next" w:hAnsi="Avenir Next" w:cs="Avenir Next" w:eastAsia="Avenir Next"/>
+          <w:color w:val="1A1A1A"/>
           <w:sz w:val="20"/>
           <w:szCs w:val="20"/>
         </w:rPr>
-        <w:t xml:space="preserve">4.</w:t>
-      </w:r>
-      <w:r>
-        <w:rPr>
-          <w:rFonts w:ascii="Avenir Next" w:hAnsi="Avenir Next" w:cs="Avenir Next" w:eastAsia="Avenir Next"/>
-          <w:color w:val="1A1A1A"/>
-          <w:sz w:val="20"/>
-          <w:szCs w:val="20"/>
-        </w:rPr>
         <w:tab/>
       </w:r>
       <w:r>
@@ -3022,7 +3031,7 @@
           <w:rFonts w:ascii="Avenir Next" w:hAnsi="Avenir Next" w:cs="Avenir Next" w:eastAsia="Avenir Next"/>
           <w:b/>
           <w:color w:val="1A1A1A"/>
-          <w:sz w:val="20"/>
+          <w:sz w:val="22"/>
           <w:szCs w:val="20"/>
         </w:rPr>
         <w:t xml:space="preserve">Hiking.  </w:t>
@@ -3031,7 +3040,7 @@
         <w:rPr>
           <w:rFonts w:ascii="Avenir Next" w:hAnsi="Avenir Next" w:cs="Avenir Next" w:eastAsia="Avenir Next"/>
           <w:color w:val="1A1A1A"/>
-          <w:sz w:val="20"/>
+          <w:sz w:val="22"/>
           <w:szCs w:val="20"/>
         </w:rPr>
         <w:t xml:space="preserve">A trail is 7 1/2 miles long. Kenji hikes 1 1/4 miles each hour. How many hours will it take him to hike the whole trail?</w:t>
@@ -3050,25 +3059,25 @@
           <w:rFonts w:ascii="Avenir Next" w:hAnsi="Avenir Next" w:cs="Avenir Next" w:eastAsia="Avenir Next"/>
           <w:b/>
           <w:color w:val="1A1A1A"/>
+          <w:sz w:val="22"/>
+          <w:szCs w:val="18"/>
+        </w:rPr>
+        <w:t xml:space="preserve">Answer</w:t>
+      </w:r>
+      <w:r>
+        <w:rPr>
+          <w:rFonts w:ascii="Avenir Next" w:hAnsi="Avenir Next" w:cs="Avenir Next" w:eastAsia="Avenir Next"/>
+          <w:color w:val="1A1A1A"/>
           <w:sz w:val="18"/>
           <w:szCs w:val="18"/>
         </w:rPr>
-        <w:t xml:space="preserve">Answer</w:t>
-      </w:r>
-      <w:r>
-        <w:rPr>
-          <w:rFonts w:ascii="Avenir Next" w:hAnsi="Avenir Next" w:cs="Avenir Next" w:eastAsia="Avenir Next"/>
-          <w:color w:val="1A1A1A"/>
-          <w:sz w:val="18"/>
-          <w:szCs w:val="18"/>
-        </w:rPr>
         <w:tab/>
       </w:r>
       <w:r>
         <w:rPr>
           <w:rFonts w:ascii="Avenir Next" w:hAnsi="Avenir Next" w:cs="Avenir Next" w:eastAsia="Avenir Next"/>
           <w:color w:val="1A1A1A"/>
-          <w:sz w:val="18"/>
+          <w:sz w:val="22"/>
           <w:szCs w:val="18"/>
         </w:rPr>
         <w:t xml:space="preserve">  hours</w:t>
@@ -3093,18 +3102,18 @@
           <w:rFonts w:ascii="Avenir Next" w:hAnsi="Avenir Next" w:cs="Avenir Next" w:eastAsia="Avenir Next"/>
           <w:b/>
           <w:color w:val="1A1A1A"/>
+          <w:sz w:val="22"/>
+          <w:szCs w:val="20"/>
+        </w:rPr>
+        <w:t xml:space="preserve">5.</w:t>
+      </w:r>
+      <w:r>
+        <w:rPr>
+          <w:rFonts w:ascii="Avenir Next" w:hAnsi="Avenir Next" w:cs="Avenir Next" w:eastAsia="Avenir Next"/>
+          <w:color w:val="1A1A1A"/>
           <w:sz w:val="20"/>
           <w:szCs w:val="20"/>
         </w:rPr>
-        <w:t xml:space="preserve">5.</w:t>
-      </w:r>
-      <w:r>
-        <w:rPr>
-          <w:rFonts w:ascii="Avenir Next" w:hAnsi="Avenir Next" w:cs="Avenir Next" w:eastAsia="Avenir Next"/>
-          <w:color w:val="1A1A1A"/>
-          <w:sz w:val="20"/>
-          <w:szCs w:val="20"/>
-        </w:rPr>
         <w:tab/>
       </w:r>
       <w:r>
@@ -3112,7 +3121,7 @@
           <w:rFonts w:ascii="Avenir Next" w:hAnsi="Avenir Next" w:cs="Avenir Next" w:eastAsia="Avenir Next"/>
           <w:b/>
           <w:color w:val="1A1A1A"/>
-          <w:sz w:val="20"/>
+          <w:sz w:val="22"/>
           <w:szCs w:val="20"/>
         </w:rPr>
         <w:t xml:space="preserve">Reason.  </w:t>
@@ -3121,7 +3130,7 @@
         <w:rPr>
           <w:rFonts w:ascii="Avenir Next" w:hAnsi="Avenir Next" w:cs="Avenir Next" w:eastAsia="Avenir Next"/>
           <w:color w:val="1A1A1A"/>
-          <w:sz w:val="20"/>
+          <w:sz w:val="22"/>
           <w:szCs w:val="20"/>
         </w:rPr>
         <w:t xml:space="preserve">Without dividing, decide: is 6 1/2 ÷ 1 1/4 greater than or less than 6 1/2?</w:t>
@@ -3189,7 +3198,7 @@
               <w:rPr>
                 <w:rFonts w:ascii="Avenir Next" w:hAnsi="Avenir Next" w:cs="Avenir Next" w:eastAsia="Avenir Next"/>
                 <w:color w:val="1A1A1A"/>
-                <w:sz w:val="19"/>
+                <w:sz w:val="22"/>
                 <w:szCs w:val="19"/>
               </w:rPr>
               <w:t xml:space="preserve">greater than 6 1/2</w:t>
@@ -3228,7 +3237,7 @@
               <w:rPr>
                 <w:rFonts w:ascii="Avenir Next" w:hAnsi="Avenir Next" w:cs="Avenir Next" w:eastAsia="Avenir Next"/>
                 <w:color w:val="1A1A1A"/>
-                <w:sz w:val="19"/>
+                <w:sz w:val="22"/>
                 <w:szCs w:val="19"/>
               </w:rPr>
               <w:t xml:space="preserve">less than 6 1/2</w:t>
@@ -3244,6 +3253,7 @@
     </w:p>
     <w:p>
       <w:pPr>
+        <w:pStyle w:val="Heading2"/>
         <w:keepNext/>
         <w:pBdr>
           <w:bottom w:val="single" w:sz="8" w:space="3" w:color="003A70"/>
@@ -3259,7 +3269,7 @@
           <w:b/>
           <w:color w:val="003A70"/>
           <w:spacing w:val="14"/>
-          <w:sz w:val="19"/>
+          <w:sz w:val="22"/>
           <w:szCs w:val="19"/>
         </w:rPr>
         <w:t xml:space="preserve">TEST PRACTICE</w:t>
@@ -3278,7 +3288,7 @@
           <w:rFonts w:ascii="Avenir Next" w:hAnsi="Avenir Next" w:cs="Avenir Next" w:eastAsia="Avenir Next"/>
           <w:i/>
           <w:color w:val="5A5F66"/>
-          <w:sz w:val="17"/>
+          <w:sz w:val="22"/>
           <w:szCs w:val="17"/>
         </w:rPr>
         <w:t xml:space="preserve">choose the best answer</w:t>
@@ -3298,25 +3308,25 @@
           <w:rFonts w:ascii="Avenir Next" w:hAnsi="Avenir Next" w:cs="Avenir Next" w:eastAsia="Avenir Next"/>
           <w:b/>
           <w:color w:val="1A1A1A"/>
+          <w:sz w:val="22"/>
+          <w:szCs w:val="20"/>
+        </w:rPr>
+        <w:t xml:space="preserve">6.</w:t>
+      </w:r>
+      <w:r>
+        <w:rPr>
+          <w:rFonts w:ascii="Avenir Next" w:hAnsi="Avenir Next" w:cs="Avenir Next" w:eastAsia="Avenir Next"/>
+          <w:color w:val="1A1A1A"/>
           <w:sz w:val="20"/>
           <w:szCs w:val="20"/>
         </w:rPr>
-        <w:t xml:space="preserve">6.</w:t>
-      </w:r>
-      <w:r>
-        <w:rPr>
-          <w:rFonts w:ascii="Avenir Next" w:hAnsi="Avenir Next" w:cs="Avenir Next" w:eastAsia="Avenir Next"/>
-          <w:color w:val="1A1A1A"/>
-          <w:sz w:val="20"/>
-          <w:szCs w:val="20"/>
-        </w:rPr>
         <w:tab/>
       </w:r>
       <w:r>
         <w:rPr>
           <w:rFonts w:ascii="Avenir Next" w:hAnsi="Avenir Next" w:cs="Avenir Next" w:eastAsia="Avenir Next"/>
           <w:color w:val="1A1A1A"/>
-          <w:sz w:val="20"/>
+          <w:sz w:val="22"/>
           <w:szCs w:val="20"/>
         </w:rPr>
         <w:t xml:space="preserve">What is 3 1/2 ÷ 1 3/4?</w:t>
@@ -3372,25 +3382,25 @@
                 <w:rFonts w:ascii="Avenir Next" w:hAnsi="Avenir Next" w:cs="Avenir Next" w:eastAsia="Avenir Next"/>
                 <w:b/>
                 <w:color w:val="003A70"/>
+                <w:sz w:val="22"/>
+                <w:szCs w:val="19"/>
+              </w:rPr>
+              <w:t xml:space="preserve">A</w:t>
+            </w:r>
+            <w:r>
+              <w:rPr>
+                <w:rFonts w:ascii="Avenir Next" w:hAnsi="Avenir Next" w:cs="Avenir Next" w:eastAsia="Avenir Next"/>
+                <w:color w:val="1A1A1A"/>
                 <w:sz w:val="19"/>
                 <w:szCs w:val="19"/>
               </w:rPr>
-              <w:t xml:space="preserve">A</w:t>
-            </w:r>
-            <w:r>
-              <w:rPr>
-                <w:rFonts w:ascii="Avenir Next" w:hAnsi="Avenir Next" w:cs="Avenir Next" w:eastAsia="Avenir Next"/>
-                <w:color w:val="1A1A1A"/>
-                <w:sz w:val="19"/>
-                <w:szCs w:val="19"/>
-              </w:rPr>
               <w:tab/>
             </w:r>
             <w:r>
               <w:rPr>
                 <w:rFonts w:ascii="Avenir Next" w:hAnsi="Avenir Next" w:cs="Avenir Next" w:eastAsia="Avenir Next"/>
                 <w:color w:val="1A1A1A"/>
-                <w:sz w:val="19"/>
+                <w:sz w:val="22"/>
                 <w:szCs w:val="19"/>
               </w:rPr>
               <w:t xml:space="preserve">1/2</w:t>
@@ -3415,25 +3425,25 @@
                 <w:rFonts w:ascii="Avenir Next" w:hAnsi="Avenir Next" w:cs="Avenir Next" w:eastAsia="Avenir Next"/>
                 <w:b/>
                 <w:color w:val="003A70"/>
+                <w:sz w:val="22"/>
+                <w:szCs w:val="19"/>
+              </w:rPr>
+              <w:t xml:space="preserve">B</w:t>
+            </w:r>
+            <w:r>
+              <w:rPr>
+                <w:rFonts w:ascii="Avenir Next" w:hAnsi="Avenir Next" w:cs="Avenir Next" w:eastAsia="Avenir Next"/>
+                <w:color w:val="1A1A1A"/>
                 <w:sz w:val="19"/>
                 <w:szCs w:val="19"/>
               </w:rPr>
-              <w:t xml:space="preserve">B</w:t>
-            </w:r>
-            <w:r>
-              <w:rPr>
-                <w:rFonts w:ascii="Avenir Next" w:hAnsi="Avenir Next" w:cs="Avenir Next" w:eastAsia="Avenir Next"/>
-                <w:color w:val="1A1A1A"/>
-                <w:sz w:val="19"/>
-                <w:szCs w:val="19"/>
-              </w:rPr>
               <w:tab/>
             </w:r>
             <w:r>
               <w:rPr>
                 <w:rFonts w:ascii="Avenir Next" w:hAnsi="Avenir Next" w:cs="Avenir Next" w:eastAsia="Avenir Next"/>
                 <w:color w:val="1A1A1A"/>
-                <w:sz w:val="19"/>
+                <w:sz w:val="22"/>
                 <w:szCs w:val="19"/>
               </w:rPr>
               <w:t xml:space="preserve">2</w:t>
@@ -3458,25 +3468,25 @@
                 <w:rFonts w:ascii="Avenir Next" w:hAnsi="Avenir Next" w:cs="Avenir Next" w:eastAsia="Avenir Next"/>
                 <w:b/>
                 <w:color w:val="003A70"/>
+                <w:sz w:val="22"/>
+                <w:szCs w:val="19"/>
+              </w:rPr>
+              <w:t xml:space="preserve">C</w:t>
+            </w:r>
+            <w:r>
+              <w:rPr>
+                <w:rFonts w:ascii="Avenir Next" w:hAnsi="Avenir Next" w:cs="Avenir Next" w:eastAsia="Avenir Next"/>
+                <w:color w:val="1A1A1A"/>
                 <w:sz w:val="19"/>
                 <w:szCs w:val="19"/>
               </w:rPr>
-              <w:t xml:space="preserve">C</w:t>
-            </w:r>
-            <w:r>
-              <w:rPr>
-                <w:rFonts w:ascii="Avenir Next" w:hAnsi="Avenir Next" w:cs="Avenir Next" w:eastAsia="Avenir Next"/>
-                <w:color w:val="1A1A1A"/>
-                <w:sz w:val="19"/>
-                <w:szCs w:val="19"/>
-              </w:rPr>
               <w:tab/>
             </w:r>
             <w:r>
               <w:rPr>
                 <w:rFonts w:ascii="Avenir Next" w:hAnsi="Avenir Next" w:cs="Avenir Next" w:eastAsia="Avenir Next"/>
                 <w:color w:val="1A1A1A"/>
-                <w:sz w:val="19"/>
+                <w:sz w:val="22"/>
                 <w:szCs w:val="19"/>
               </w:rPr>
               <w:t xml:space="preserve">3 2/3</w:t>
@@ -3501,25 +3511,25 @@
                 <w:rFonts w:ascii="Avenir Next" w:hAnsi="Avenir Next" w:cs="Avenir Next" w:eastAsia="Avenir Next"/>
                 <w:b/>
                 <w:color w:val="003A70"/>
+                <w:sz w:val="22"/>
+                <w:szCs w:val="19"/>
+              </w:rPr>
+              <w:t xml:space="preserve">D</w:t>
+            </w:r>
+            <w:r>
+              <w:rPr>
+                <w:rFonts w:ascii="Avenir Next" w:hAnsi="Avenir Next" w:cs="Avenir Next" w:eastAsia="Avenir Next"/>
+                <w:color w:val="1A1A1A"/>
                 <w:sz w:val="19"/>
                 <w:szCs w:val="19"/>
               </w:rPr>
-              <w:t xml:space="preserve">D</w:t>
-            </w:r>
-            <w:r>
-              <w:rPr>
-                <w:rFonts w:ascii="Avenir Next" w:hAnsi="Avenir Next" w:cs="Avenir Next" w:eastAsia="Avenir Next"/>
-                <w:color w:val="1A1A1A"/>
-                <w:sz w:val="19"/>
-                <w:szCs w:val="19"/>
-              </w:rPr>
               <w:tab/>
             </w:r>
             <w:r>
               <w:rPr>
                 <w:rFonts w:ascii="Avenir Next" w:hAnsi="Avenir Next" w:cs="Avenir Next" w:eastAsia="Avenir Next"/>
                 <w:color w:val="1A1A1A"/>
-                <w:sz w:val="19"/>
+                <w:sz w:val="22"/>
                 <w:szCs w:val="19"/>
               </w:rPr>
               <w:t xml:space="preserve">6 1/8</w:t>
@@ -3547,25 +3557,25 @@
           <w:rFonts w:ascii="Avenir Next" w:hAnsi="Avenir Next" w:cs="Avenir Next" w:eastAsia="Avenir Next"/>
           <w:b/>
           <w:color w:val="1A1A1A"/>
+          <w:sz w:val="22"/>
+          <w:szCs w:val="20"/>
+        </w:rPr>
+        <w:t xml:space="preserve">7.</w:t>
+      </w:r>
+      <w:r>
+        <w:rPr>
+          <w:rFonts w:ascii="Avenir Next" w:hAnsi="Avenir Next" w:cs="Avenir Next" w:eastAsia="Avenir Next"/>
+          <w:color w:val="1A1A1A"/>
           <w:sz w:val="20"/>
           <w:szCs w:val="20"/>
         </w:rPr>
-        <w:t xml:space="preserve">7.</w:t>
-      </w:r>
-      <w:r>
-        <w:rPr>
-          <w:rFonts w:ascii="Avenir Next" w:hAnsi="Avenir Next" w:cs="Avenir Next" w:eastAsia="Avenir Next"/>
-          <w:color w:val="1A1A1A"/>
-          <w:sz w:val="20"/>
-          <w:szCs w:val="20"/>
-        </w:rPr>
         <w:tab/>
       </w:r>
       <w:r>
         <w:rPr>
           <w:rFonts w:ascii="Avenir Next" w:hAnsi="Avenir Next" w:cs="Avenir Next" w:eastAsia="Avenir Next"/>
           <w:color w:val="1A1A1A"/>
-          <w:sz w:val="20"/>
+          <w:sz w:val="22"/>
           <w:szCs w:val="20"/>
         </w:rPr>
         <w:t xml:space="preserve">A rope is 6 2/3 feet long. It is cut into pieces that are each 5/6 foot long. How many pieces are there?</w:t>
@@ -3621,25 +3631,25 @@
                 <w:rFonts w:ascii="Avenir Next" w:hAnsi="Avenir Next" w:cs="Avenir Next" w:eastAsia="Avenir Next"/>
                 <w:b/>
                 <w:color w:val="003A70"/>
+                <w:sz w:val="22"/>
+                <w:szCs w:val="19"/>
+              </w:rPr>
+              <w:t xml:space="preserve">A</w:t>
+            </w:r>
+            <w:r>
+              <w:rPr>
+                <w:rFonts w:ascii="Avenir Next" w:hAnsi="Avenir Next" w:cs="Avenir Next" w:eastAsia="Avenir Next"/>
+                <w:color w:val="1A1A1A"/>
                 <w:sz w:val="19"/>
                 <w:szCs w:val="19"/>
               </w:rPr>
-              <w:t xml:space="preserve">A</w:t>
-            </w:r>
-            <w:r>
-              <w:rPr>
-                <w:rFonts w:ascii="Avenir Next" w:hAnsi="Avenir Next" w:cs="Avenir Next" w:eastAsia="Avenir Next"/>
-                <w:color w:val="1A1A1A"/>
-                <w:sz w:val="19"/>
-                <w:szCs w:val="19"/>
-              </w:rPr>
               <w:tab/>
             </w:r>
             <w:r>
               <w:rPr>
                 <w:rFonts w:ascii="Avenir Next" w:hAnsi="Avenir Next" w:cs="Avenir Next" w:eastAsia="Avenir Next"/>
                 <w:color w:val="1A1A1A"/>
-                <w:sz w:val="19"/>
+                <w:sz w:val="22"/>
                 <w:szCs w:val="19"/>
               </w:rPr>
               <w:t xml:space="preserve">1/8</w:t>
@@ -3664,25 +3674,25 @@
                 <w:rFonts w:ascii="Avenir Next" w:hAnsi="Avenir Next" w:cs="Avenir Next" w:eastAsia="Avenir Next"/>
                 <w:b/>
                 <w:color w:val="003A70"/>
+                <w:sz w:val="22"/>
+                <w:szCs w:val="19"/>
+              </w:rPr>
+              <w:t xml:space="preserve">B</w:t>
+            </w:r>
+            <w:r>
+              <w:rPr>
+                <w:rFonts w:ascii="Avenir Next" w:hAnsi="Avenir Next" w:cs="Avenir Next" w:eastAsia="Avenir Next"/>
+                <w:color w:val="1A1A1A"/>
                 <w:sz w:val="19"/>
                 <w:szCs w:val="19"/>
               </w:rPr>
-              <w:t xml:space="preserve">B</w:t>
-            </w:r>
-            <w:r>
-              <w:rPr>
-                <w:rFonts w:ascii="Avenir Next" w:hAnsi="Avenir Next" w:cs="Avenir Next" w:eastAsia="Avenir Next"/>
-                <w:color w:val="1A1A1A"/>
-                <w:sz w:val="19"/>
-                <w:szCs w:val="19"/>
-              </w:rPr>
               <w:tab/>
             </w:r>
             <w:r>
               <w:rPr>
                 <w:rFonts w:ascii="Avenir Next" w:hAnsi="Avenir Next" w:cs="Avenir Next" w:eastAsia="Avenir Next"/>
                 <w:color w:val="1A1A1A"/>
-                <w:sz w:val="19"/>
+                <w:sz w:val="22"/>
                 <w:szCs w:val="19"/>
               </w:rPr>
               <w:t xml:space="preserve">5 5/9</w:t>
@@ -3707,25 +3717,25 @@
                 <w:rFonts w:ascii="Avenir Next" w:hAnsi="Avenir Next" w:cs="Avenir Next" w:eastAsia="Avenir Next"/>
                 <w:b/>
                 <w:color w:val="003A70"/>
+                <w:sz w:val="22"/>
+                <w:szCs w:val="19"/>
+              </w:rPr>
+              <w:t xml:space="preserve">C</w:t>
+            </w:r>
+            <w:r>
+              <w:rPr>
+                <w:rFonts w:ascii="Avenir Next" w:hAnsi="Avenir Next" w:cs="Avenir Next" w:eastAsia="Avenir Next"/>
+                <w:color w:val="1A1A1A"/>
                 <w:sz w:val="19"/>
                 <w:szCs w:val="19"/>
               </w:rPr>
-              <w:t xml:space="preserve">C</w:t>
-            </w:r>
-            <w:r>
-              <w:rPr>
-                <w:rFonts w:ascii="Avenir Next" w:hAnsi="Avenir Next" w:cs="Avenir Next" w:eastAsia="Avenir Next"/>
-                <w:color w:val="1A1A1A"/>
-                <w:sz w:val="19"/>
-                <w:szCs w:val="19"/>
-              </w:rPr>
               <w:tab/>
             </w:r>
             <w:r>
               <w:rPr>
                 <w:rFonts w:ascii="Avenir Next" w:hAnsi="Avenir Next" w:cs="Avenir Next" w:eastAsia="Avenir Next"/>
                 <w:color w:val="1A1A1A"/>
-                <w:sz w:val="19"/>
+                <w:sz w:val="22"/>
                 <w:szCs w:val="19"/>
               </w:rPr>
               <w:t xml:space="preserve">8</w:t>
@@ -3750,25 +3760,25 @@
                 <w:rFonts w:ascii="Avenir Next" w:hAnsi="Avenir Next" w:cs="Avenir Next" w:eastAsia="Avenir Next"/>
                 <w:b/>
                 <w:color w:val="003A70"/>
+                <w:sz w:val="22"/>
+                <w:szCs w:val="19"/>
+              </w:rPr>
+              <w:t xml:space="preserve">D</w:t>
+            </w:r>
+            <w:r>
+              <w:rPr>
+                <w:rFonts w:ascii="Avenir Next" w:hAnsi="Avenir Next" w:cs="Avenir Next" w:eastAsia="Avenir Next"/>
+                <w:color w:val="1A1A1A"/>
                 <w:sz w:val="19"/>
                 <w:szCs w:val="19"/>
               </w:rPr>
-              <w:t xml:space="preserve">D</w:t>
-            </w:r>
-            <w:r>
-              <w:rPr>
-                <w:rFonts w:ascii="Avenir Next" w:hAnsi="Avenir Next" w:cs="Avenir Next" w:eastAsia="Avenir Next"/>
-                <w:color w:val="1A1A1A"/>
-                <w:sz w:val="19"/>
-                <w:szCs w:val="19"/>
-              </w:rPr>
               <w:tab/>
             </w:r>
             <w:r>
               <w:rPr>
                 <w:rFonts w:ascii="Avenir Next" w:hAnsi="Avenir Next" w:cs="Avenir Next" w:eastAsia="Avenir Next"/>
                 <w:color w:val="1A1A1A"/>
-                <w:sz w:val="19"/>
+                <w:sz w:val="22"/>
                 <w:szCs w:val="19"/>
               </w:rPr>
               <w:t xml:space="preserve">12</w:t>
@@ -3826,6 +3836,7 @@
           </w:tcPr>
           <w:p>
             <w:pPr>
+              <w:pStyle w:val="Heading2"/>
               <w:spacing w:before="0" w:after="0" w:line="240" w:lineRule="auto"/>
             </w:pPr>
             <w:r>
@@ -3863,7 +3874,7 @@
               <w:rPr>
                 <w:rFonts w:ascii="Avenir Next" w:hAnsi="Avenir Next" w:cs="Avenir Next" w:eastAsia="Avenir Next"/>
                 <w:color w:val="1A1A1A"/>
-                <w:sz w:val="17"/>
+                <w:sz w:val="22"/>
                 <w:szCs w:val="17"/>
               </w:rPr>
               <w:t xml:space="preserve">  I can do this on my own</w:t>
@@ -3892,7 +3903,7 @@
               <w:rPr>
                 <w:rFonts w:ascii="Avenir Next" w:hAnsi="Avenir Next" w:cs="Avenir Next" w:eastAsia="Avenir Next"/>
                 <w:color w:val="1A1A1A"/>
-                <w:sz w:val="17"/>
+                <w:sz w:val="22"/>
                 <w:szCs w:val="17"/>
               </w:rPr>
               <w:t xml:space="preserve">  I need a little help</w:t>
@@ -3921,7 +3932,7 @@
               <w:rPr>
                 <w:rFonts w:ascii="Avenir Next" w:hAnsi="Avenir Next" w:cs="Avenir Next" w:eastAsia="Avenir Next"/>
                 <w:color w:val="1A1A1A"/>
-                <w:sz w:val="17"/>
+                <w:sz w:val="22"/>
                 <w:szCs w:val="17"/>
               </w:rPr>
               <w:t xml:space="preserve">  I have a question about #</w:t>
@@ -3959,7 +3970,7 @@
         <w:rPr>
           <w:rFonts w:ascii="Avenir Next" w:hAnsi="Avenir Next" w:cs="Avenir Next" w:eastAsia="Avenir Next"/>
           <w:color w:val="5A5F66"/>
-          <w:sz w:val="17"/>
+          <w:sz w:val="22"/>
           <w:szCs w:val="17"/>
         </w:rPr>
         <w:t xml:space="preserve">Measure 1 1/2 cups of water with a 1/4-cup scoop. Does the number of scoops match 1 1/2 ÷ 1/4?</w:t>
@@ -4053,7 +4064,106 @@
               <w:sz w:val="15"/>
               <w:szCs w:val="15"/>
             </w:rPr>
-            <w:t xml:space="preserve">Lesson 6-2  ·  Homework Packet</w:t>
+            <w:t xml:space="preserve">6-2 · Page </w:t>
+          </w:r>
+          <w:r>
+            <w:rPr>
+              <w:rFonts w:ascii="Avenir Next" w:hAnsi="Avenir Next" w:cs="Avenir Next" w:eastAsia="Avenir Next"/>
+              <w:color w:val="5A5F66"/>
+              <w:sz w:val="15"/>
+              <w:szCs w:val="15"/>
+            </w:rPr>
+            <w:fldChar w:fldCharType="begin"/>
+          </w:r>
+          <w:r>
+            <w:rPr>
+              <w:rFonts w:ascii="Avenir Next" w:hAnsi="Avenir Next" w:cs="Avenir Next" w:eastAsia="Avenir Next"/>
+              <w:color w:val="5A5F66"/>
+              <w:sz w:val="15"/>
+              <w:szCs w:val="15"/>
+            </w:rPr>
+            <w:instrText xml:space="preserve"> PAGE </w:instrText>
+          </w:r>
+          <w:r>
+            <w:rPr>
+              <w:rFonts w:ascii="Avenir Next" w:hAnsi="Avenir Next" w:cs="Avenir Next" w:eastAsia="Avenir Next"/>
+              <w:color w:val="5A5F66"/>
+              <w:sz w:val="15"/>
+              <w:szCs w:val="15"/>
+            </w:rPr>
+            <w:fldChar w:fldCharType="separate"/>
+          </w:r>
+          <w:r>
+            <w:rPr>
+              <w:rFonts w:ascii="Avenir Next" w:hAnsi="Avenir Next" w:cs="Avenir Next" w:eastAsia="Avenir Next"/>
+              <w:color w:val="5A5F66"/>
+              <w:sz w:val="15"/>
+              <w:szCs w:val="15"/>
+            </w:rPr>
+            <w:t xml:space="preserve">1</w:t>
+          </w:r>
+          <w:r>
+            <w:rPr>
+              <w:rFonts w:ascii="Avenir Next" w:hAnsi="Avenir Next" w:cs="Avenir Next" w:eastAsia="Avenir Next"/>
+              <w:color w:val="5A5F66"/>
+              <w:sz w:val="15"/>
+              <w:szCs w:val="15"/>
+            </w:rPr>
+            <w:fldChar w:fldCharType="end"/>
+          </w:r>
+          <w:r>
+            <w:rPr>
+              <w:rFonts w:ascii="Avenir Next" w:hAnsi="Avenir Next" w:cs="Avenir Next" w:eastAsia="Avenir Next"/>
+              <w:color w:val="5A5F66"/>
+              <w:sz w:val="15"/>
+              <w:szCs w:val="15"/>
+            </w:rPr>
+            <w:t xml:space="preserve"> of </w:t>
+          </w:r>
+          <w:r>
+            <w:rPr>
+              <w:rFonts w:ascii="Avenir Next" w:hAnsi="Avenir Next" w:cs="Avenir Next" w:eastAsia="Avenir Next"/>
+              <w:color w:val="5A5F66"/>
+              <w:sz w:val="15"/>
+              <w:szCs w:val="15"/>
+            </w:rPr>
+            <w:fldChar w:fldCharType="begin"/>
+          </w:r>
+          <w:r>
+            <w:rPr>
+              <w:rFonts w:ascii="Avenir Next" w:hAnsi="Avenir Next" w:cs="Avenir Next" w:eastAsia="Avenir Next"/>
+              <w:color w:val="5A5F66"/>
+              <w:sz w:val="15"/>
+              <w:szCs w:val="15"/>
+            </w:rPr>
+            <w:instrText xml:space="preserve"> NUMPAGES </w:instrText>
+          </w:r>
+          <w:r>
+            <w:rPr>
+              <w:rFonts w:ascii="Avenir Next" w:hAnsi="Avenir Next" w:cs="Avenir Next" w:eastAsia="Avenir Next"/>
+              <w:color w:val="5A5F66"/>
+              <w:sz w:val="15"/>
+              <w:szCs w:val="15"/>
+            </w:rPr>
+            <w:fldChar w:fldCharType="separate"/>
+          </w:r>
+          <w:r>
+            <w:rPr>
+              <w:rFonts w:ascii="Avenir Next" w:hAnsi="Avenir Next" w:cs="Avenir Next" w:eastAsia="Avenir Next"/>
+              <w:color w:val="5A5F66"/>
+              <w:sz w:val="15"/>
+              <w:szCs w:val="15"/>
+            </w:rPr>
+            <w:t xml:space="preserve">1</w:t>
+          </w:r>
+          <w:r>
+            <w:rPr>
+              <w:rFonts w:ascii="Avenir Next" w:hAnsi="Avenir Next" w:cs="Avenir Next" w:eastAsia="Avenir Next"/>
+              <w:color w:val="5A5F66"/>
+              <w:sz w:val="15"/>
+              <w:szCs w:val="15"/>
+            </w:rPr>
+            <w:fldChar w:fldCharType="end"/>
           </w:r>
         </w:p>
       </w:tc>
@@ -4096,5 +4206,23 @@
       </w:tblCellMar>
     </w:tblPr>
   </w:style>
+  <w:style w:type="paragraph" w:styleId="Heading1">
+    <w:name w:val="heading 1"/>
+    <w:basedOn w:val="Normal"/>
+    <w:pPr>
+      <w:outlineLvl w:val="0"/>
+      <w:keepNext w:val="0"/>
+      <w:keepLines w:val="0"/>
+    </w:pPr>
+  </w:style>
+  <w:style w:type="paragraph" w:styleId="Heading2">
+    <w:name w:val="heading 2"/>
+    <w:basedOn w:val="Normal"/>
+    <w:pPr>
+      <w:outlineLvl w:val="1"/>
+      <w:keepNext w:val="0"/>
+      <w:keepLines w:val="0"/>
+    </w:pPr>
+  </w:style>
 </w:styles>
 </file>